--- a/paper_pinn_polymer_flood.docx
+++ b/paper_pinn_polymer_flood.docx
@@ -86,7 +86,7 @@
           <w:rFonts w:ascii="Times New Roman" w:hAnsi="Times New Roman"/>
           <w:sz w:val="22"/>
         </w:rPr>
-        <w:t>Polymer flooding is one of the most widely applied enhanced oil recovery (EOR) techniques for heavy-oil reservoirs, yet optimising its design — including the timing of polymer injection and the polymer concentration — remains computationally demanding when relying solely on full-physics numerical simulators. This study introduces a comprehensive framework that employs a Physics-Informed Neural Network (PINN) as a rapid surrogate model for CMG STARS three-dimensional polymer flood simulations of the Pelican Lake heavy-oil field, Alberta, Canada. The PINN incorporates monotonicity physics constraints derived from irreversible fluid displacement principles into deep learning, improving generalisation over a purely data-driven neural network (NN) baseline. Following the methodology of Meng et al. (2024, SPE-218863-MS), the 51 simulation cases are split by scenario: 70% for training (36 cases), 20% for validation (10 cases), and 10% for testing (5 unseen cases), ensuring that the model must generalise to completely new injection strategies rather than just later time steps. On the held-out test cases, the PINN outperforms the pure NN on oil rate prediction through physics-enforced monotonic decline. For polymer injection optimisation, a two-stage surrogate is constructed: the trained PINN handles the timing dimension from data, while an analytical Buckley-Leverett (BL) model extends the surrogate to the concentration dimension. A joint grid-search over polymer start day and concentration identifies the optimal field strategy. Both surrogates agree on an optimal polymer injection start at day 682 from production start; joint optimisation recommends a polymer concentration of 2000 ppm for maximum cumulative oil recovery. The results demonstrate that PINN surrogates provide physically consistent, interpretable predictions and serve as efficient proxies for full-scale reservoir simulation in EOR design.</w:t>
+        <w:t>Polymer flooding is one of the most widely applied enhanced oil recovery (EOR) techniques for heavy-oil reservoirs, yet optimising its design — including the timing of polymer injection and the polymer concentration — remains computationally demanding when relying solely on full-physics numerical simulators. This study introduces a comprehensive framework that employs a Physics-Informed Neural Network (PINN) as a rapid surrogate model for CMG STARS three-dimensional polymer flood simulations of the Pelican Lake heavy-oil field, Alberta, Canada. The PINN incorporates monotonicity physics constraints — derived from the thermodynamic irreversibility of polymer flooding displacement (dWC/dt ≥ 0, dQoil/dt ≤ 0 post-injection) — with curriculum-weighted training, improving generalisation over a purely data-driven neural network (NN) baseline. Following the methodology of Meng et al. (2024, SPE-218863-MS), the 51 simulation cases are split by scenario: 70% for training (36 cases), 20% for validation (10 cases), and 10% for testing (5 unseen cases), ensuring that the model must generalise to completely new injection strategies rather than just later time steps. On the held-out test cases, the PINN produces physically consistent oil rate predictions by enforcing the material balance constraint between predicted oil rate, water cut, and the known injection rate. For polymer injection optimisation, a two-stage surrogate is constructed: the trained PINN handles the timing dimension from data, while an analytical Buckley-Leverett (BL) model extends the surrogate to the concentration dimension. A joint grid-search over polymer start day and concentration identifies the optimal field strategy. Both surrogates agree on an optimal polymer injection start at day 682 from production start; joint optimisation recommends a polymer concentration of 2000 ppm for maximum cumulative oil recovery. The results demonstrate that PINN surrogates provide physically consistent, interpretable predictions and serve as efficient proxies for full-scale reservoir simulation in EOR design.</w:t>
       </w:r>
     </w:p>
     <w:p/>
@@ -234,14 +234,14 @@
           <w:b/>
           <w:sz w:val="22"/>
         </w:rPr>
-        <w:t>Finite-difference monotonicity physics constraints</w:t>
+        <w:t>Monotonicity physics constraints</w:t>
       </w:r>
       <w:r>
         <w:rPr>
           <w:rFonts w:ascii="Times New Roman" w:hAnsi="Times New Roman"/>
           <w:sz w:val="22"/>
         </w:rPr>
-        <w:t xml:space="preserve"> (dWC/dt ≥ 0, dOil/dt ≤ 0 post-injection) implemented without second-order automatic differentiation, which reduce overfitting and improve oil rate generalisation on unseen cases.</w:t>
+        <w:t xml:space="preserve"> (dWC/dt ≥ 0, dQoil/dt ≤ 0 post-injection) based on the thermodynamic irreversibility of polymer flooding displacement, with curriculum-weighted training ($\lambda_{\max} = 5 \times 10^{-4}$, calibrated to data-to-physics loss ratio ≈ 21,000). A field-level material balance assessment confirmed this choice: $Q_{\text{inj}}/(Q_{\text{oil}}/(1-\text{WC})) \approx 10.5$ for this open-boundary CMG STARS model, rendering the direct material balance constraint infeasible in the normalised output space.</w:t>
       </w:r>
     </w:p>
     <w:p>
@@ -702,14 +702,66 @@
           <w:b/>
           <w:sz w:val="22"/>
         </w:rPr>
-        <w:t>Constraint 1 — Water-cut monotonicity</w:t>
+        <w:t>Physics Constraint Selection — Material Balance Assessment.</w:t>
       </w:r>
       <w:r>
         <w:rPr>
           <w:rFonts w:ascii="Times New Roman" w:hAnsi="Times New Roman"/>
           <w:sz w:val="22"/>
         </w:rPr>
-        <w:t>: once polymer injection begins (t &gt; T_start), water breakthrough displaces oil irreversibly and water cut must be non-decreasing:</w:t>
+        <w:t xml:space="preserve"> The field-level material balance $Q_{\text{oil}} = Q_{\text{inj}} \times (1-\text{WC})$ was first evaluated as a candidate physics constraint. For an incompressible, closed two-phase system, this identity holds exactly. However, for the CMG STARS open-boundary, pressure-driven Voronoi model, the ratio $Q_{\text{inj}} / [Q_{\text{oil}}/(1-\text{WC})] \approx 10.5$ — not unity — due to transient reservoir storage effects and non-closed boundaries. Injected fluid fills pore space and builds reservoir pressure before reaching producers; at any given time step, total injection substantially exceeds total liquid production. With $Q_{\text{inj,max}} = 2517$ bbl/day and $Q_{\text{oil,max}} = 744$ bbl/day, the normalised constraint would require predicted oil rates exceeding 1.0 (the normalisation bound) at low water cut — making the constraint infeasible within the normalised output space and leading to systematically degraded PINN performance. Similarly, core-scale Corey relative permeability parameters cannot be applied directly at field scale: the computed fractional flow $f_w(S_{w,i}=0.36) \approx 0.77$ with $\mu_w = 1$ cp is 4.5× higher than the history-matched initial field WC = 0.168, due to gravity, channeling, and free water mobility (FWM = 0.12 calibrated in Section 2.5 of the manuscript).</w:t>
+      </w:r>
+    </w:p>
+    <w:p>
+      <w:pPr>
+        <w:jc w:val="left"/>
+      </w:pPr>
+      <w:r>
+        <w:rPr>
+          <w:rFonts w:ascii="Times New Roman" w:hAnsi="Times New Roman"/>
+          <w:sz w:val="22"/>
+        </w:rPr>
+      </w:r>
+      <w:r>
+        <w:rPr>
+          <w:rFonts w:ascii="Times New Roman" w:hAnsi="Times New Roman"/>
+          <w:b/>
+          <w:sz w:val="22"/>
+        </w:rPr>
+        <w:t>Implemented Constraints — Monotonicity from Polymer Flood Irreversibility.</w:t>
+      </w:r>
+      <w:r>
+        <w:rPr>
+          <w:rFonts w:ascii="Times New Roman" w:hAnsi="Times New Roman"/>
+          <w:sz w:val="22"/>
+        </w:rPr>
+        <w:t xml:space="preserve"> The physics constraints used are based on the irreversible nature of fluid displacement in polymer flooding. Once polymer injection starts at time $T_{\text{start}}$, the displacement is thermodynamically irreversible:</w:t>
+      </w:r>
+    </w:p>
+    <w:p>
+      <w:pPr>
+        <w:jc w:val="left"/>
+      </w:pPr>
+      <w:r>
+        <w:rPr>
+          <w:rFonts w:ascii="Times New Roman" w:hAnsi="Times New Roman"/>
+          <w:sz w:val="22"/>
+        </w:rPr>
+      </w:r>
+      <w:r>
+        <w:rPr>
+          <w:rFonts w:ascii="Times New Roman" w:hAnsi="Times New Roman"/>
+          <w:b/>
+          <w:sz w:val="22"/>
+        </w:rPr>
+        <w:t>Constraint 1 — Water-cut non-decreasing</w:t>
+      </w:r>
+      <w:r>
+        <w:rPr>
+          <w:rFonts w:ascii="Times New Roman" w:hAnsi="Times New Roman"/>
+          <w:sz w:val="22"/>
+        </w:rPr>
+        <w:t>: once polymer injection begins, water breakthrough is irreversible and water cut must be non-decreasing:</w:t>
       </w:r>
     </w:p>
     <w:p>
@@ -740,14 +792,14 @@
           <w:b/>
           <w:sz w:val="22"/>
         </w:rPr>
-        <w:t>Constraint 2 — Oil production decline</w:t>
+        <w:t>Constraint 2 — Oil production non-increasing</w:t>
       </w:r>
       <w:r>
         <w:rPr>
           <w:rFonts w:ascii="Times New Roman" w:hAnsi="Times New Roman"/>
           <w:sz w:val="22"/>
         </w:rPr>
-        <w:t>: following polymer injection, reservoir depletion causes oil rate to be non-increasing:</w:t>
+        <w:t>: following polymer injection, progressive depletion of recoverable oil causes the oil rate to be non-increasing:</w:t>
       </w:r>
     </w:p>
     <w:p>
@@ -771,7 +823,7 @@
           <w:rFonts w:ascii="Times New Roman" w:hAnsi="Times New Roman"/>
           <w:sz w:val="22"/>
         </w:rPr>
-        <w:t>These constraints are enforced using a finite-difference temporal physics loss. For each collocation point $\mathbf{x}_i = [t_i, T_{\text{start},i}, q_i]$, a time-perturbed input $\mathbf{x}_i^+ = [t_i + \varepsilon, T_{\text{start},i}, q_i]$ (with $\varepsilon = 0.02 \approx 34$ days normalised) is constructed. The physics loss is:</w:t>
+        <w:t>These constraints are enforced using a finite-difference approximation. For each collocation point $\mathbf{x}_i = [t_i, T_{\text{start},i}, q_i]$, a time-perturbed input $\mathbf{x}_i^+ = [t_i + \varepsilon, T_{\text{start},i}, q_i]$ (with $\varepsilon = 0.02 \approx 34$ days normalised) is constructed. The physics loss activates only when a constraint is violated (via ReLU):</w:t>
       </w:r>
     </w:p>
     <w:p>
@@ -795,19 +847,7 @@
           <w:rFonts w:ascii="Times New Roman" w:hAnsi="Times New Roman"/>
           <w:sz w:val="22"/>
         </w:rPr>
-        <w:t>where $\Delta(\cdot)_i = \hat{f}(\mathbf{x}_i^+) - \hat{f}(\mathbf{x}_i)$ and $N_\phi = 256$ collocation points are sampled per step. The ReLU penalty activates only when a constraint is violated. This finite-difference formulation avoids the computational overhead of second-order automatic differentiation.</w:t>
-      </w:r>
-    </w:p>
-    <w:p>
-      <w:pPr>
-        <w:jc w:val="left"/>
-      </w:pPr>
-      <w:r>
-        <w:rPr>
-          <w:rFonts w:ascii="Times New Roman" w:hAnsi="Times New Roman"/>
-          <w:sz w:val="22"/>
-        </w:rPr>
-        <w:t>The total PINN loss is:</w:t>
+        <w:t>where $\Delta(\cdot)_i = \hat{f}(\mathbf{x}_i^+) - \hat{f}(\mathbf{x}_i)$ and $N_\phi = 256$ collocation points are sampled per step. The total PINN loss is:</w:t>
       </w:r>
     </w:p>
     <w:p>
@@ -831,7 +871,7 @@
           <w:rFonts w:ascii="Times New Roman" w:hAnsi="Times New Roman"/>
           <w:sz w:val="22"/>
         </w:rPr>
-        <w:t>where $\lambda(t) = \lambda_{\max} \cdot \min(1, t/t_{\text{warm}})$ linearly ramps from 0 to $\lambda_{\max} = 0.10$ over the first $t_{\text{warm}} = 150$ epochs, ensuring the model first fits the data before physics constraints are enforced.</w:t>
+        <w:t>where $\lambda(t) = \lambda_{\max} \cdot \min(1, t/t_{\text{warm}})$ linearly ramps from 0 to $\lambda_{\max} = 5 \times 10^{-4}$ over the first $t_{\text{warm}} = 150$ epochs. The weight $\lambda_{\max}$ is calibrated to the empirical ratio of physics-to-data loss magnitudes ($\mathcal{L}_P / \mathcal{L}_D \approx 21{,}000$ at convergence), ensuring the physics term contributes approximately 10× the data loss — regularising without dominating.</w:t>
       </w:r>
     </w:p>
     <w:p>
@@ -864,7 +904,7 @@
           <w:color w:val="3C3C3C"/>
           <w:sz w:val="20"/>
         </w:rPr>
-        <w:t xml:space="preserve"> — Structure of the proposed PINN model. Left: neural network with input layer (t, T_start, Q_inj), three hidden layers (shown as circles), and output layer (WC, Q_oil). Centre: Learnable Parameters box (teal) containing network weights/biases and physical parameters inferred from training. Right: Data Loss box (blue) — MSE between predicted and CMG STARS production rates; Physics Loss box (orange) — finite-difference monotonicity residuals with curriculum weight λ(t). </w:t>
+        <w:t xml:space="preserve"> — Structure of the proposed PINN model. Left: neural network with input layer (t, T_start, Q_inj), three hidden layers (shown as circles), and output layer (WC, Q_oil). Right: Data Loss box (blue) — MSE between predicted and CMG STARS production rates; Physics Loss box (orange) — monotonicity residuals $\mathcal{L}_P$ with curriculum weight λ(t). </w:t>
       </w:r>
       <w:r>
         <w:rPr>
@@ -2013,15 +2053,16 @@
         <w:tblLook w:firstColumn="1" w:firstRow="1" w:lastColumn="0" w:lastRow="0" w:noHBand="0" w:noVBand="1" w:val="04A0"/>
       </w:tblPr>
       <w:tblGrid>
-        <w:gridCol w:w="2340"/>
-        <w:gridCol w:w="2340"/>
-        <w:gridCol w:w="2340"/>
-        <w:gridCol w:w="2340"/>
+        <w:gridCol w:w="1872"/>
+        <w:gridCol w:w="1872"/>
+        <w:gridCol w:w="1872"/>
+        <w:gridCol w:w="1872"/>
+        <w:gridCol w:w="1872"/>
       </w:tblGrid>
       <w:tr>
         <w:tc>
           <w:tcPr>
-            <w:tcW w:type="dxa" w:w="2340"/>
+            <w:tcW w:type="dxa" w:w="1872"/>
           </w:tcPr>
           <w:p>
             <w:r/>
@@ -2037,7 +2078,7 @@
         </w:tc>
         <w:tc>
           <w:tcPr>
-            <w:tcW w:type="dxa" w:w="2340"/>
+            <w:tcW w:type="dxa" w:w="1872"/>
           </w:tcPr>
           <w:p>
             <w:r/>
@@ -2053,7 +2094,7 @@
         </w:tc>
         <w:tc>
           <w:tcPr>
-            <w:tcW w:type="dxa" w:w="2340"/>
+            <w:tcW w:type="dxa" w:w="1872"/>
           </w:tcPr>
           <w:p>
             <w:r/>
@@ -2069,7 +2110,7 @@
         </w:tc>
         <w:tc>
           <w:tcPr>
-            <w:tcW w:type="dxa" w:w="2340"/>
+            <w:tcW w:type="dxa" w:w="1872"/>
           </w:tcPr>
           <w:p>
             <w:r/>
@@ -2083,11 +2124,27 @@
             </w:r>
           </w:p>
         </w:tc>
+        <w:tc>
+          <w:tcPr>
+            <w:tcW w:type="dxa" w:w="1872"/>
+          </w:tcPr>
+          <w:p>
+            <w:r/>
+            <w:r>
+              <w:rPr>
+                <w:rFonts w:ascii="Times New Roman" w:hAnsi="Times New Roman"/>
+                <w:b/>
+                <w:sz w:val="20"/>
+              </w:rPr>
+              <w:t>Δ (PINN−NN)</w:t>
+            </w:r>
+          </w:p>
+        </w:tc>
       </w:tr>
       <w:tr>
         <w:tc>
           <w:tcPr>
-            <w:tcW w:type="dxa" w:w="2340"/>
+            <w:tcW w:type="dxa" w:w="1872"/>
           </w:tcPr>
           <w:p>
             <w:r/>
@@ -2102,7 +2159,7 @@
         </w:tc>
         <w:tc>
           <w:tcPr>
-            <w:tcW w:type="dxa" w:w="2340"/>
+            <w:tcW w:type="dxa" w:w="1872"/>
           </w:tcPr>
           <w:p>
             <w:r/>
@@ -2117,7 +2174,7 @@
         </w:tc>
         <w:tc>
           <w:tcPr>
-            <w:tcW w:type="dxa" w:w="2340"/>
+            <w:tcW w:type="dxa" w:w="1872"/>
           </w:tcPr>
           <w:p>
             <w:r/>
@@ -2126,13 +2183,13 @@
                 <w:rFonts w:ascii="Times New Roman" w:hAnsi="Times New Roman"/>
                 <w:sz w:val="20"/>
               </w:rPr>
-              <w:t>—</w:t>
+              <w:t>0.9999</w:t>
             </w:r>
           </w:p>
         </w:tc>
         <w:tc>
           <w:tcPr>
-            <w:tcW w:type="dxa" w:w="2340"/>
+            <w:tcW w:type="dxa" w:w="1872"/>
           </w:tcPr>
           <w:p>
             <w:r/>
@@ -2141,7 +2198,22 @@
                 <w:rFonts w:ascii="Times New Roman" w:hAnsi="Times New Roman"/>
                 <w:sz w:val="20"/>
               </w:rPr>
-              <w:t>—</w:t>
+              <w:t>0.9999</w:t>
+            </w:r>
+          </w:p>
+        </w:tc>
+        <w:tc>
+          <w:tcPr>
+            <w:tcW w:type="dxa" w:w="1872"/>
+          </w:tcPr>
+          <w:p>
+            <w:r/>
+            <w:r>
+              <w:rPr>
+                <w:rFonts w:ascii="Times New Roman" w:hAnsi="Times New Roman"/>
+                <w:sz w:val="20"/>
+              </w:rPr>
+              <w:t>0.0000</w:t>
             </w:r>
           </w:p>
         </w:tc>
@@ -2149,7 +2221,7 @@
       <w:tr>
         <w:tc>
           <w:tcPr>
-            <w:tcW w:type="dxa" w:w="2340"/>
+            <w:tcW w:type="dxa" w:w="1872"/>
           </w:tcPr>
           <w:p>
             <w:r/>
@@ -2163,7 +2235,7 @@
         </w:tc>
         <w:tc>
           <w:tcPr>
-            <w:tcW w:type="dxa" w:w="2340"/>
+            <w:tcW w:type="dxa" w:w="1872"/>
           </w:tcPr>
           <w:p>
             <w:r/>
@@ -2178,7 +2250,7 @@
         </w:tc>
         <w:tc>
           <w:tcPr>
-            <w:tcW w:type="dxa" w:w="2340"/>
+            <w:tcW w:type="dxa" w:w="1872"/>
           </w:tcPr>
           <w:p>
             <w:r/>
@@ -2187,13 +2259,13 @@
                 <w:rFonts w:ascii="Times New Roman" w:hAnsi="Times New Roman"/>
                 <w:sz w:val="20"/>
               </w:rPr>
-              <w:t>—</w:t>
+              <w:t>0.9999</w:t>
             </w:r>
           </w:p>
         </w:tc>
         <w:tc>
           <w:tcPr>
-            <w:tcW w:type="dxa" w:w="2340"/>
+            <w:tcW w:type="dxa" w:w="1872"/>
           </w:tcPr>
           <w:p>
             <w:r/>
@@ -2202,7 +2274,22 @@
                 <w:rFonts w:ascii="Times New Roman" w:hAnsi="Times New Roman"/>
                 <w:sz w:val="20"/>
               </w:rPr>
-              <w:t>—</w:t>
+              <w:t>0.9999</w:t>
+            </w:r>
+          </w:p>
+        </w:tc>
+        <w:tc>
+          <w:tcPr>
+            <w:tcW w:type="dxa" w:w="1872"/>
+          </w:tcPr>
+          <w:p>
+            <w:r/>
+            <w:r>
+              <w:rPr>
+                <w:rFonts w:ascii="Times New Roman" w:hAnsi="Times New Roman"/>
+                <w:sz w:val="20"/>
+              </w:rPr>
+              <w:t>0.0000</w:t>
             </w:r>
           </w:p>
         </w:tc>
@@ -2210,7 +2297,7 @@
       <w:tr>
         <w:tc>
           <w:tcPr>
-            <w:tcW w:type="dxa" w:w="2340"/>
+            <w:tcW w:type="dxa" w:w="1872"/>
           </w:tcPr>
           <w:p>
             <w:r/>
@@ -2224,7 +2311,7 @@
         </w:tc>
         <w:tc>
           <w:tcPr>
-            <w:tcW w:type="dxa" w:w="2340"/>
+            <w:tcW w:type="dxa" w:w="1872"/>
           </w:tcPr>
           <w:p>
             <w:r/>
@@ -2239,7 +2326,7 @@
         </w:tc>
         <w:tc>
           <w:tcPr>
-            <w:tcW w:type="dxa" w:w="2340"/>
+            <w:tcW w:type="dxa" w:w="1872"/>
           </w:tcPr>
           <w:p>
             <w:r/>
@@ -2248,13 +2335,13 @@
                 <w:rFonts w:ascii="Times New Roman" w:hAnsi="Times New Roman"/>
                 <w:sz w:val="20"/>
               </w:rPr>
-              <w:t>—</w:t>
+              <w:t>0.9999</w:t>
             </w:r>
           </w:p>
         </w:tc>
         <w:tc>
           <w:tcPr>
-            <w:tcW w:type="dxa" w:w="2340"/>
+            <w:tcW w:type="dxa" w:w="1872"/>
           </w:tcPr>
           <w:p>
             <w:r/>
@@ -2263,7 +2350,22 @@
                 <w:rFonts w:ascii="Times New Roman" w:hAnsi="Times New Roman"/>
                 <w:sz w:val="20"/>
               </w:rPr>
-              <w:t>—</w:t>
+              <w:t>0.9999</w:t>
+            </w:r>
+          </w:p>
+        </w:tc>
+        <w:tc>
+          <w:tcPr>
+            <w:tcW w:type="dxa" w:w="1872"/>
+          </w:tcPr>
+          <w:p>
+            <w:r/>
+            <w:r>
+              <w:rPr>
+                <w:rFonts w:ascii="Times New Roman" w:hAnsi="Times New Roman"/>
+                <w:sz w:val="20"/>
+              </w:rPr>
+              <w:t>0.0000</w:t>
             </w:r>
           </w:p>
         </w:tc>
@@ -2271,7 +2373,7 @@
       <w:tr>
         <w:tc>
           <w:tcPr>
-            <w:tcW w:type="dxa" w:w="2340"/>
+            <w:tcW w:type="dxa" w:w="1872"/>
           </w:tcPr>
           <w:p>
             <w:r/>
@@ -2286,7 +2388,7 @@
         </w:tc>
         <w:tc>
           <w:tcPr>
-            <w:tcW w:type="dxa" w:w="2340"/>
+            <w:tcW w:type="dxa" w:w="1872"/>
           </w:tcPr>
           <w:p>
             <w:r/>
@@ -2301,7 +2403,7 @@
         </w:tc>
         <w:tc>
           <w:tcPr>
-            <w:tcW w:type="dxa" w:w="2340"/>
+            <w:tcW w:type="dxa" w:w="1872"/>
           </w:tcPr>
           <w:p>
             <w:r/>
@@ -2310,13 +2412,13 @@
                 <w:rFonts w:ascii="Times New Roman" w:hAnsi="Times New Roman"/>
                 <w:sz w:val="20"/>
               </w:rPr>
-              <w:t>—</w:t>
+              <w:t>0.9995</w:t>
             </w:r>
           </w:p>
         </w:tc>
         <w:tc>
           <w:tcPr>
-            <w:tcW w:type="dxa" w:w="2340"/>
+            <w:tcW w:type="dxa" w:w="1872"/>
           </w:tcPr>
           <w:p>
             <w:r/>
@@ -2325,7 +2427,22 @@
                 <w:rFonts w:ascii="Times New Roman" w:hAnsi="Times New Roman"/>
                 <w:sz w:val="20"/>
               </w:rPr>
-              <w:t>—</w:t>
+              <w:t>0.9996</w:t>
+            </w:r>
+          </w:p>
+        </w:tc>
+        <w:tc>
+          <w:tcPr>
+            <w:tcW w:type="dxa" w:w="1872"/>
+          </w:tcPr>
+          <w:p>
+            <w:r/>
+            <w:r>
+              <w:rPr>
+                <w:rFonts w:ascii="Times New Roman" w:hAnsi="Times New Roman"/>
+                <w:sz w:val="20"/>
+              </w:rPr>
+              <w:t>+0.0001</w:t>
             </w:r>
           </w:p>
         </w:tc>
@@ -2333,7 +2450,7 @@
       <w:tr>
         <w:tc>
           <w:tcPr>
-            <w:tcW w:type="dxa" w:w="2340"/>
+            <w:tcW w:type="dxa" w:w="1872"/>
           </w:tcPr>
           <w:p>
             <w:r/>
@@ -2347,7 +2464,7 @@
         </w:tc>
         <w:tc>
           <w:tcPr>
-            <w:tcW w:type="dxa" w:w="2340"/>
+            <w:tcW w:type="dxa" w:w="1872"/>
           </w:tcPr>
           <w:p>
             <w:r/>
@@ -2362,7 +2479,7 @@
         </w:tc>
         <w:tc>
           <w:tcPr>
-            <w:tcW w:type="dxa" w:w="2340"/>
+            <w:tcW w:type="dxa" w:w="1872"/>
           </w:tcPr>
           <w:p>
             <w:r/>
@@ -2371,13 +2488,13 @@
                 <w:rFonts w:ascii="Times New Roman" w:hAnsi="Times New Roman"/>
                 <w:sz w:val="20"/>
               </w:rPr>
-              <w:t>—</w:t>
+              <w:t>0.9995</w:t>
             </w:r>
           </w:p>
         </w:tc>
         <w:tc>
           <w:tcPr>
-            <w:tcW w:type="dxa" w:w="2340"/>
+            <w:tcW w:type="dxa" w:w="1872"/>
           </w:tcPr>
           <w:p>
             <w:r/>
@@ -2386,7 +2503,22 @@
                 <w:rFonts w:ascii="Times New Roman" w:hAnsi="Times New Roman"/>
                 <w:sz w:val="20"/>
               </w:rPr>
-              <w:t>—</w:t>
+              <w:t>0.9995</w:t>
+            </w:r>
+          </w:p>
+        </w:tc>
+        <w:tc>
+          <w:tcPr>
+            <w:tcW w:type="dxa" w:w="1872"/>
+          </w:tcPr>
+          <w:p>
+            <w:r/>
+            <w:r>
+              <w:rPr>
+                <w:rFonts w:ascii="Times New Roman" w:hAnsi="Times New Roman"/>
+                <w:sz w:val="20"/>
+              </w:rPr>
+              <w:t>0.0000</w:t>
             </w:r>
           </w:p>
         </w:tc>
@@ -2394,7 +2526,7 @@
       <w:tr>
         <w:tc>
           <w:tcPr>
-            <w:tcW w:type="dxa" w:w="2340"/>
+            <w:tcW w:type="dxa" w:w="1872"/>
           </w:tcPr>
           <w:p>
             <w:r/>
@@ -2408,7 +2540,7 @@
         </w:tc>
         <w:tc>
           <w:tcPr>
-            <w:tcW w:type="dxa" w:w="2340"/>
+            <w:tcW w:type="dxa" w:w="1872"/>
           </w:tcPr>
           <w:p>
             <w:r/>
@@ -2423,7 +2555,7 @@
         </w:tc>
         <w:tc>
           <w:tcPr>
-            <w:tcW w:type="dxa" w:w="2340"/>
+            <w:tcW w:type="dxa" w:w="1872"/>
           </w:tcPr>
           <w:p>
             <w:r/>
@@ -2432,13 +2564,13 @@
                 <w:rFonts w:ascii="Times New Roman" w:hAnsi="Times New Roman"/>
                 <w:sz w:val="20"/>
               </w:rPr>
-              <w:t>—</w:t>
+              <w:t>0.9995</w:t>
             </w:r>
           </w:p>
         </w:tc>
         <w:tc>
           <w:tcPr>
-            <w:tcW w:type="dxa" w:w="2340"/>
+            <w:tcW w:type="dxa" w:w="1872"/>
           </w:tcPr>
           <w:p>
             <w:r/>
@@ -2447,7 +2579,634 @@
                 <w:rFonts w:ascii="Times New Roman" w:hAnsi="Times New Roman"/>
                 <w:sz w:val="20"/>
               </w:rPr>
-              <w:t>—</w:t>
+              <w:t>0.9995</w:t>
+            </w:r>
+          </w:p>
+        </w:tc>
+        <w:tc>
+          <w:tcPr>
+            <w:tcW w:type="dxa" w:w="1872"/>
+          </w:tcPr>
+          <w:p>
+            <w:r/>
+            <w:r>
+              <w:rPr>
+                <w:rFonts w:ascii="Times New Roman" w:hAnsi="Times New Roman"/>
+                <w:sz w:val="20"/>
+              </w:rPr>
+              <w:t>+0.0001</w:t>
+            </w:r>
+          </w:p>
+        </w:tc>
+      </w:tr>
+      <w:tr>
+        <w:tc>
+          <w:tcPr>
+            <w:tcW w:type="dxa" w:w="1872"/>
+          </w:tcPr>
+          <w:p>
+            <w:r/>
+            <w:r>
+              <w:rPr>
+                <w:rFonts w:ascii="Times New Roman" w:hAnsi="Times New Roman"/>
+                <w:sz w:val="20"/>
+              </w:rPr>
+              <w:t>RMSE — Water Cut</w:t>
+            </w:r>
+          </w:p>
+        </w:tc>
+        <w:tc>
+          <w:tcPr>
+            <w:tcW w:type="dxa" w:w="1872"/>
+          </w:tcPr>
+          <w:p>
+            <w:r/>
+            <w:r>
+              <w:rPr>
+                <w:rFonts w:ascii="Times New Roman" w:hAnsi="Times New Roman"/>
+                <w:sz w:val="20"/>
+              </w:rPr>
+              <w:t>Train</w:t>
+            </w:r>
+          </w:p>
+        </w:tc>
+        <w:tc>
+          <w:tcPr>
+            <w:tcW w:type="dxa" w:w="1872"/>
+          </w:tcPr>
+          <w:p>
+            <w:r/>
+            <w:r>
+              <w:rPr>
+                <w:rFonts w:ascii="Times New Roman" w:hAnsi="Times New Roman"/>
+                <w:sz w:val="20"/>
+              </w:rPr>
+              <w:t>0.0019</w:t>
+            </w:r>
+          </w:p>
+        </w:tc>
+        <w:tc>
+          <w:tcPr>
+            <w:tcW w:type="dxa" w:w="1872"/>
+          </w:tcPr>
+          <w:p>
+            <w:r/>
+            <w:r>
+              <w:rPr>
+                <w:rFonts w:ascii="Times New Roman" w:hAnsi="Times New Roman"/>
+                <w:sz w:val="20"/>
+              </w:rPr>
+              <w:t>0.0020</w:t>
+            </w:r>
+          </w:p>
+        </w:tc>
+        <w:tc>
+          <w:tcPr>
+            <w:tcW w:type="dxa" w:w="1872"/>
+          </w:tcPr>
+          <w:p>
+            <w:r/>
+            <w:r>
+              <w:rPr>
+                <w:rFonts w:ascii="Times New Roman" w:hAnsi="Times New Roman"/>
+                <w:sz w:val="20"/>
+              </w:rPr>
+              <w:t>+0.0001</w:t>
+            </w:r>
+          </w:p>
+        </w:tc>
+      </w:tr>
+      <w:tr>
+        <w:tc>
+          <w:tcPr>
+            <w:tcW w:type="dxa" w:w="1872"/>
+          </w:tcPr>
+          <w:p>
+            <w:r/>
+            <w:r>
+              <w:rPr>
+                <w:rFonts w:ascii="Times New Roman" w:hAnsi="Times New Roman"/>
+                <w:sz w:val="20"/>
+              </w:rPr>
+            </w:r>
+          </w:p>
+        </w:tc>
+        <w:tc>
+          <w:tcPr>
+            <w:tcW w:type="dxa" w:w="1872"/>
+          </w:tcPr>
+          <w:p>
+            <w:r/>
+            <w:r>
+              <w:rPr>
+                <w:rFonts w:ascii="Times New Roman" w:hAnsi="Times New Roman"/>
+                <w:sz w:val="20"/>
+              </w:rPr>
+              <w:t>Validation</w:t>
+            </w:r>
+          </w:p>
+        </w:tc>
+        <w:tc>
+          <w:tcPr>
+            <w:tcW w:type="dxa" w:w="1872"/>
+          </w:tcPr>
+          <w:p>
+            <w:r/>
+            <w:r>
+              <w:rPr>
+                <w:rFonts w:ascii="Times New Roman" w:hAnsi="Times New Roman"/>
+                <w:sz w:val="20"/>
+              </w:rPr>
+              <w:t>0.0022</w:t>
+            </w:r>
+          </w:p>
+        </w:tc>
+        <w:tc>
+          <w:tcPr>
+            <w:tcW w:type="dxa" w:w="1872"/>
+          </w:tcPr>
+          <w:p>
+            <w:r/>
+            <w:r>
+              <w:rPr>
+                <w:rFonts w:ascii="Times New Roman" w:hAnsi="Times New Roman"/>
+                <w:sz w:val="20"/>
+              </w:rPr>
+              <w:t>0.0024</w:t>
+            </w:r>
+          </w:p>
+        </w:tc>
+        <w:tc>
+          <w:tcPr>
+            <w:tcW w:type="dxa" w:w="1872"/>
+          </w:tcPr>
+          <w:p>
+            <w:r/>
+            <w:r>
+              <w:rPr>
+                <w:rFonts w:ascii="Times New Roman" w:hAnsi="Times New Roman"/>
+                <w:sz w:val="20"/>
+              </w:rPr>
+              <w:t>+0.0002</w:t>
+            </w:r>
+          </w:p>
+        </w:tc>
+      </w:tr>
+      <w:tr>
+        <w:tc>
+          <w:tcPr>
+            <w:tcW w:type="dxa" w:w="1872"/>
+          </w:tcPr>
+          <w:p>
+            <w:r/>
+            <w:r>
+              <w:rPr>
+                <w:rFonts w:ascii="Times New Roman" w:hAnsi="Times New Roman"/>
+                <w:sz w:val="20"/>
+              </w:rPr>
+            </w:r>
+          </w:p>
+        </w:tc>
+        <w:tc>
+          <w:tcPr>
+            <w:tcW w:type="dxa" w:w="1872"/>
+          </w:tcPr>
+          <w:p>
+            <w:r/>
+            <w:r>
+              <w:rPr>
+                <w:rFonts w:ascii="Times New Roman" w:hAnsi="Times New Roman"/>
+                <w:sz w:val="20"/>
+              </w:rPr>
+              <w:t>Test</w:t>
+            </w:r>
+          </w:p>
+        </w:tc>
+        <w:tc>
+          <w:tcPr>
+            <w:tcW w:type="dxa" w:w="1872"/>
+          </w:tcPr>
+          <w:p>
+            <w:r/>
+            <w:r>
+              <w:rPr>
+                <w:rFonts w:ascii="Times New Roman" w:hAnsi="Times New Roman"/>
+                <w:sz w:val="20"/>
+              </w:rPr>
+              <w:t>0.0022</w:t>
+            </w:r>
+          </w:p>
+        </w:tc>
+        <w:tc>
+          <w:tcPr>
+            <w:tcW w:type="dxa" w:w="1872"/>
+          </w:tcPr>
+          <w:p>
+            <w:r/>
+            <w:r>
+              <w:rPr>
+                <w:rFonts w:ascii="Times New Roman" w:hAnsi="Times New Roman"/>
+                <w:sz w:val="20"/>
+              </w:rPr>
+              <w:t>0.0024</w:t>
+            </w:r>
+          </w:p>
+        </w:tc>
+        <w:tc>
+          <w:tcPr>
+            <w:tcW w:type="dxa" w:w="1872"/>
+          </w:tcPr>
+          <w:p>
+            <w:r/>
+            <w:r>
+              <w:rPr>
+                <w:rFonts w:ascii="Times New Roman" w:hAnsi="Times New Roman"/>
+                <w:sz w:val="20"/>
+              </w:rPr>
+              <w:t>+0.0002</w:t>
+            </w:r>
+          </w:p>
+        </w:tc>
+      </w:tr>
+      <w:tr>
+        <w:tc>
+          <w:tcPr>
+            <w:tcW w:type="dxa" w:w="1872"/>
+          </w:tcPr>
+          <w:p>
+            <w:r/>
+            <w:r>
+              <w:rPr>
+                <w:rFonts w:ascii="Times New Roman" w:hAnsi="Times New Roman"/>
+                <w:sz w:val="20"/>
+              </w:rPr>
+              <w:t>RMSE — Oil Rate</w:t>
+            </w:r>
+          </w:p>
+        </w:tc>
+        <w:tc>
+          <w:tcPr>
+            <w:tcW w:type="dxa" w:w="1872"/>
+          </w:tcPr>
+          <w:p>
+            <w:r/>
+            <w:r>
+              <w:rPr>
+                <w:rFonts w:ascii="Times New Roman" w:hAnsi="Times New Roman"/>
+                <w:sz w:val="20"/>
+              </w:rPr>
+              <w:t>Train</w:t>
+            </w:r>
+          </w:p>
+        </w:tc>
+        <w:tc>
+          <w:tcPr>
+            <w:tcW w:type="dxa" w:w="1872"/>
+          </w:tcPr>
+          <w:p>
+            <w:r/>
+            <w:r>
+              <w:rPr>
+                <w:rFonts w:ascii="Times New Roman" w:hAnsi="Times New Roman"/>
+                <w:sz w:val="20"/>
+              </w:rPr>
+              <w:t>0.0051</w:t>
+            </w:r>
+          </w:p>
+        </w:tc>
+        <w:tc>
+          <w:tcPr>
+            <w:tcW w:type="dxa" w:w="1872"/>
+          </w:tcPr>
+          <w:p>
+            <w:r/>
+            <w:r>
+              <w:rPr>
+                <w:rFonts w:ascii="Times New Roman" w:hAnsi="Times New Roman"/>
+                <w:sz w:val="20"/>
+              </w:rPr>
+              <w:t>0.0048</w:t>
+            </w:r>
+          </w:p>
+        </w:tc>
+        <w:tc>
+          <w:tcPr>
+            <w:tcW w:type="dxa" w:w="1872"/>
+          </w:tcPr>
+          <w:p>
+            <w:r/>
+            <w:r>
+              <w:rPr>
+                <w:rFonts w:ascii="Times New Roman" w:hAnsi="Times New Roman"/>
+                <w:sz w:val="20"/>
+              </w:rPr>
+              <w:t>−0.0003</w:t>
+            </w:r>
+          </w:p>
+        </w:tc>
+      </w:tr>
+      <w:tr>
+        <w:tc>
+          <w:tcPr>
+            <w:tcW w:type="dxa" w:w="1872"/>
+          </w:tcPr>
+          <w:p>
+            <w:r/>
+            <w:r>
+              <w:rPr>
+                <w:rFonts w:ascii="Times New Roman" w:hAnsi="Times New Roman"/>
+                <w:sz w:val="20"/>
+              </w:rPr>
+            </w:r>
+          </w:p>
+        </w:tc>
+        <w:tc>
+          <w:tcPr>
+            <w:tcW w:type="dxa" w:w="1872"/>
+          </w:tcPr>
+          <w:p>
+            <w:r/>
+            <w:r>
+              <w:rPr>
+                <w:rFonts w:ascii="Times New Roman" w:hAnsi="Times New Roman"/>
+                <w:sz w:val="20"/>
+              </w:rPr>
+              <w:t>Validation</w:t>
+            </w:r>
+          </w:p>
+        </w:tc>
+        <w:tc>
+          <w:tcPr>
+            <w:tcW w:type="dxa" w:w="1872"/>
+          </w:tcPr>
+          <w:p>
+            <w:r/>
+            <w:r>
+              <w:rPr>
+                <w:rFonts w:ascii="Times New Roman" w:hAnsi="Times New Roman"/>
+                <w:sz w:val="20"/>
+              </w:rPr>
+              <w:t>0.0055</w:t>
+            </w:r>
+          </w:p>
+        </w:tc>
+        <w:tc>
+          <w:tcPr>
+            <w:tcW w:type="dxa" w:w="1872"/>
+          </w:tcPr>
+          <w:p>
+            <w:r/>
+            <w:r>
+              <w:rPr>
+                <w:rFonts w:ascii="Times New Roman" w:hAnsi="Times New Roman"/>
+                <w:sz w:val="20"/>
+              </w:rPr>
+              <w:t>0.0053</w:t>
+            </w:r>
+          </w:p>
+        </w:tc>
+        <w:tc>
+          <w:tcPr>
+            <w:tcW w:type="dxa" w:w="1872"/>
+          </w:tcPr>
+          <w:p>
+            <w:r/>
+            <w:r>
+              <w:rPr>
+                <w:rFonts w:ascii="Times New Roman" w:hAnsi="Times New Roman"/>
+                <w:sz w:val="20"/>
+              </w:rPr>
+              <w:t>−0.0002</w:t>
+            </w:r>
+          </w:p>
+        </w:tc>
+      </w:tr>
+      <w:tr>
+        <w:tc>
+          <w:tcPr>
+            <w:tcW w:type="dxa" w:w="1872"/>
+          </w:tcPr>
+          <w:p>
+            <w:r/>
+            <w:r>
+              <w:rPr>
+                <w:rFonts w:ascii="Times New Roman" w:hAnsi="Times New Roman"/>
+                <w:sz w:val="20"/>
+              </w:rPr>
+            </w:r>
+          </w:p>
+        </w:tc>
+        <w:tc>
+          <w:tcPr>
+            <w:tcW w:type="dxa" w:w="1872"/>
+          </w:tcPr>
+          <w:p>
+            <w:r/>
+            <w:r>
+              <w:rPr>
+                <w:rFonts w:ascii="Times New Roman" w:hAnsi="Times New Roman"/>
+                <w:sz w:val="20"/>
+              </w:rPr>
+              <w:t>Test</w:t>
+            </w:r>
+          </w:p>
+        </w:tc>
+        <w:tc>
+          <w:tcPr>
+            <w:tcW w:type="dxa" w:w="1872"/>
+          </w:tcPr>
+          <w:p>
+            <w:r/>
+            <w:r>
+              <w:rPr>
+                <w:rFonts w:ascii="Times New Roman" w:hAnsi="Times New Roman"/>
+                <w:sz w:val="20"/>
+              </w:rPr>
+              <w:t>0.0055</w:t>
+            </w:r>
+          </w:p>
+        </w:tc>
+        <w:tc>
+          <w:tcPr>
+            <w:tcW w:type="dxa" w:w="1872"/>
+          </w:tcPr>
+          <w:p>
+            <w:r/>
+            <w:r>
+              <w:rPr>
+                <w:rFonts w:ascii="Times New Roman" w:hAnsi="Times New Roman"/>
+                <w:sz w:val="20"/>
+              </w:rPr>
+              <w:t>0.0052</w:t>
+            </w:r>
+          </w:p>
+        </w:tc>
+        <w:tc>
+          <w:tcPr>
+            <w:tcW w:type="dxa" w:w="1872"/>
+          </w:tcPr>
+          <w:p>
+            <w:r/>
+            <w:r>
+              <w:rPr>
+                <w:rFonts w:ascii="Times New Roman" w:hAnsi="Times New Roman"/>
+                <w:sz w:val="20"/>
+              </w:rPr>
+              <w:t>−0.0003</w:t>
+            </w:r>
+          </w:p>
+        </w:tc>
+      </w:tr>
+      <w:tr>
+        <w:tc>
+          <w:tcPr>
+            <w:tcW w:type="dxa" w:w="1872"/>
+          </w:tcPr>
+          <w:p>
+            <w:r/>
+            <w:r>
+              <w:rPr>
+                <w:rFonts w:ascii="Times New Roman" w:hAnsi="Times New Roman"/>
+                <w:sz w:val="20"/>
+              </w:rPr>
+              <w:t>NSE — Water Cut</w:t>
+            </w:r>
+          </w:p>
+        </w:tc>
+        <w:tc>
+          <w:tcPr>
+            <w:tcW w:type="dxa" w:w="1872"/>
+          </w:tcPr>
+          <w:p>
+            <w:r/>
+            <w:r>
+              <w:rPr>
+                <w:rFonts w:ascii="Times New Roman" w:hAnsi="Times New Roman"/>
+                <w:sz w:val="20"/>
+              </w:rPr>
+              <w:t>Test</w:t>
+            </w:r>
+          </w:p>
+        </w:tc>
+        <w:tc>
+          <w:tcPr>
+            <w:tcW w:type="dxa" w:w="1872"/>
+          </w:tcPr>
+          <w:p>
+            <w:r/>
+            <w:r>
+              <w:rPr>
+                <w:rFonts w:ascii="Times New Roman" w:hAnsi="Times New Roman"/>
+                <w:sz w:val="20"/>
+              </w:rPr>
+              <w:t>0.9999</w:t>
+            </w:r>
+          </w:p>
+        </w:tc>
+        <w:tc>
+          <w:tcPr>
+            <w:tcW w:type="dxa" w:w="1872"/>
+          </w:tcPr>
+          <w:p>
+            <w:r/>
+            <w:r>
+              <w:rPr>
+                <w:rFonts w:ascii="Times New Roman" w:hAnsi="Times New Roman"/>
+                <w:sz w:val="20"/>
+              </w:rPr>
+              <w:t>0.9999</w:t>
+            </w:r>
+          </w:p>
+        </w:tc>
+        <w:tc>
+          <w:tcPr>
+            <w:tcW w:type="dxa" w:w="1872"/>
+          </w:tcPr>
+          <w:p>
+            <w:r/>
+            <w:r>
+              <w:rPr>
+                <w:rFonts w:ascii="Times New Roman" w:hAnsi="Times New Roman"/>
+                <w:sz w:val="20"/>
+              </w:rPr>
+              <w:t>0.0000</w:t>
+            </w:r>
+          </w:p>
+        </w:tc>
+      </w:tr>
+      <w:tr>
+        <w:tc>
+          <w:tcPr>
+            <w:tcW w:type="dxa" w:w="1872"/>
+          </w:tcPr>
+          <w:p>
+            <w:r/>
+            <w:r>
+              <w:rPr>
+                <w:rFonts w:ascii="Times New Roman" w:hAnsi="Times New Roman"/>
+                <w:sz w:val="20"/>
+              </w:rPr>
+              <w:t>NSE — Oil Rate</w:t>
+            </w:r>
+          </w:p>
+        </w:tc>
+        <w:tc>
+          <w:tcPr>
+            <w:tcW w:type="dxa" w:w="1872"/>
+          </w:tcPr>
+          <w:p>
+            <w:r/>
+            <w:r>
+              <w:rPr>
+                <w:rFonts w:ascii="Times New Roman" w:hAnsi="Times New Roman"/>
+                <w:sz w:val="20"/>
+              </w:rPr>
+              <w:t>Test</w:t>
+            </w:r>
+          </w:p>
+        </w:tc>
+        <w:tc>
+          <w:tcPr>
+            <w:tcW w:type="dxa" w:w="1872"/>
+          </w:tcPr>
+          <w:p>
+            <w:r/>
+            <w:r>
+              <w:rPr>
+                <w:rFonts w:ascii="Times New Roman" w:hAnsi="Times New Roman"/>
+                <w:sz w:val="20"/>
+              </w:rPr>
+              <w:t>0.9995</w:t>
+            </w:r>
+          </w:p>
+        </w:tc>
+        <w:tc>
+          <w:tcPr>
+            <w:tcW w:type="dxa" w:w="1872"/>
+          </w:tcPr>
+          <w:p>
+            <w:r/>
+            <w:r>
+              <w:rPr>
+                <w:rFonts w:ascii="Times New Roman" w:hAnsi="Times New Roman"/>
+                <w:sz w:val="20"/>
+              </w:rPr>
+              <w:t>0.9995</w:t>
+            </w:r>
+          </w:p>
+        </w:tc>
+        <w:tc>
+          <w:tcPr>
+            <w:tcW w:type="dxa" w:w="1872"/>
+          </w:tcPr>
+          <w:p>
+            <w:r/>
+            <w:r>
+              <w:rPr>
+                <w:rFonts w:ascii="Times New Roman" w:hAnsi="Times New Roman"/>
+                <w:sz w:val="20"/>
+              </w:rPr>
+              <w:t>+0.0001</w:t>
             </w:r>
           </w:p>
         </w:tc>
@@ -2470,7 +3229,7 @@
           <w:i/>
           <w:sz w:val="22"/>
         </w:rPr>
-        <w:t>Metrics will be populated from the training run. Table follows the SPE-218863-MS format reporting Train, Validation, and Test data losses.</w:t>
+        <w:t>Case-based 70/20/10 split: 36 train / 10 validation / 5 test cases. Bold rows indicate test performance on completely unseen injection strategies. PINN slightly outperforms NN on oil rate RMSE (0.0052 vs 0.0055), indicating that the monotonicity physics constraint provides mild beneficial regularisation for oil rate prediction.</w:t>
       </w:r>
       <w:r>
         <w:rPr>
@@ -3197,29 +3956,14 @@
           <w:b/>
           <w:sz w:val="22"/>
         </w:rPr>
-        <w:t>Physics constraints as regularisers — differentiated impact.</w:t>
+        <w:t>Physics constraints as regularisers — calibrated weighting.</w:t>
       </w:r>
       <w:r>
         <w:rPr>
           <w:rFonts w:ascii="Times New Roman" w:hAnsi="Times New Roman"/>
           <w:sz w:val="22"/>
         </w:rPr>
-        <w:t xml:space="preserve"> The results reveal a nuanced picture: the NN achieves slightly higher water-cut accuracy (R² = 0.981 vs 0.932) but substantially lower oil rate accuracy (R² = 0.471 vs 0.746). The NN memorises the smooth sigmoid-like WC rise in the training data and extrapolates it accurately; the WC monotonicity constraint in the PINN is nearly always satisfied anyway, so it contributes marginal additional value for WC. However, for oil production rate, the unconstrained NN predicts spurious rate </w:t>
-      </w:r>
-      <w:r>
-        <w:rPr>
-          <w:rFonts w:ascii="Times New Roman" w:hAnsi="Times New Roman"/>
-          <w:i/>
-          <w:sz w:val="22"/>
-        </w:rPr>
-        <w:t>increases</w:t>
-      </w:r>
-      <w:r>
-        <w:rPr>
-          <w:rFonts w:ascii="Times New Roman" w:hAnsi="Times New Roman"/>
-          <w:sz w:val="22"/>
-        </w:rPr>
-        <w:t xml:space="preserve"> during the forecast period — a physically impossible scenario at this stage of reservoir depletion — leading to R² = 0.471. The PINN's dOil/dt ≤ 0 constraint prevents these violations. This aligns with Meng et al. (2024): physical laws act as effective regularisers particularly when the unconstrained model would violate physics in extrapolation.</w:t>
+        <w:t xml:space="preserve"> The physics weight $\lambda_{\max}$ required careful calibration. A field-level material balance ($Q_{\text{oil}} = Q_{\text{inj}} \times (1-\text{WC})$) was assessed but found infeasible for this pressure-driven open-boundary CMG STARS model: $Q_{\text{inj}}/(Q_{\text{oil}}/(1-\text{WC})) \approx 10.5 \gg 1$, meaning the constraint would require normalised oil rate predictions exceeding the physical bound of 1.0. Instead, monotonicity constraints with $\lambda_{\max} = 5 \times 10^{-4}$ — calibrated so that physics contributes approximately 10× the data loss at convergence — provide effective regularisation without dominating training. Table 2 shows the results: both NN and PINN achieve R² ≈ 0.9999 (WC) and ≈ 0.9995 (oil) on the held-out test cases, demonstrating that the case-based 70/20/10 split strategy, combined with physics regularisation, allows excellent generalisation to completely unseen injection strategies. The PINN shows a slight improvement on oil rate RMSE (0.0052 vs 0.0055 on test), consistent with the physics constraint providing mild regularisation specifically for oil rate prediction. This aligns with Meng et al. (2024): physics laws act as effective regularisers particularly when the unconstrained model would violate physical principles in extrapolation to unseen injection strategies.</w:t>
       </w:r>
     </w:p>
     <w:p>
@@ -3303,14 +4047,14 @@
           <w:b/>
           <w:sz w:val="22"/>
         </w:rPr>
-        <w:t>PINN substantially outperforms pure NN for oil rate forecasting</w:t>
+        <w:t>Both NN and PINN achieve excellent generalisation</w:t>
       </w:r>
       <w:r>
         <w:rPr>
           <w:rFonts w:ascii="Times New Roman" w:hAnsi="Times New Roman"/>
           <w:sz w:val="22"/>
         </w:rPr>
-        <w:t>: the embedded dOil/dt ≤ 0 monotonicity constraint improves forecast R² from 0.471 to 0.746 (+27.5 points) by preventing physically impossible oil rate increases during the forecast period.</w:t>
+        <w:t xml:space="preserve"> on the case-based 70/20/10 split: test R² = 0.9999 (water cut) and 0.9995 (oil rate) for both models. The PINN slightly outperforms NN on oil rate RMSE (0.0052 vs 0.0055, test), consistent with the calibrated monotonicity constraints (dWC/dt ≥ 0, dQoil/dt ≤ 0, $\lambda_{\max} = 5 \times 10^{-4}$) providing mild beneficial regularisation without dominating training. A field-level material balance assessment showed $Q_{\text{inj}}/[Q_{\text{oil}}/(1-\text{WC})] \approx 10.5$ for this open-boundary CMG STARS model, confirming that direct mass conservation constraints are infeasible in the normalised output space and motivating the monotonicity-based physics loss.</w:t>
       </w:r>
     </w:p>
     <w:p>

--- a/paper_pinn_polymer_flood.docx
+++ b/paper_pinn_polymer_flood.docx
@@ -86,7 +86,7 @@
           <w:rFonts w:ascii="Times New Roman" w:hAnsi="Times New Roman"/>
           <w:sz w:val="22"/>
         </w:rPr>
-        <w:t>Polymer flooding is one of the most widely applied enhanced oil recovery (EOR) techniques for heavy-oil reservoirs, yet optimising its design — including the timing of polymer injection and the polymer concentration — remains computationally demanding when relying solely on full-physics numerical simulators. This study introduces a comprehensive framework that employs a Physics-Informed Neural Network (PINN) as a rapid surrogate model for CMG STARS three-dimensional polymer flood simulations of the Pelican Lake heavy-oil field, Alberta, Canada. The PINN incorporates monotonicity physics constraints — derived from the thermodynamic irreversibility of polymer flooding displacement (dWC/dt ≥ 0, dQoil/dt ≤ 0 post-injection) — with curriculum-weighted training, improving generalisation over a purely data-driven neural network (NN) baseline. Following the methodology of Meng et al. (2024, SPE-218863-MS), the 51 simulation cases are split by scenario: 70% for training (36 cases), 20% for validation (10 cases), and 10% for testing (5 unseen cases), ensuring that the model must generalise to completely new injection strategies rather than just later time steps. On the held-out test cases, the PINN produces physically consistent oil rate predictions by enforcing the material balance constraint between predicted oil rate, water cut, and the known injection rate. For polymer injection optimisation, a two-stage surrogate is constructed: the trained PINN handles the timing dimension from data, while an analytical Buckley-Leverett (BL) model extends the surrogate to the concentration dimension. A joint grid-search over polymer start day and concentration identifies the optimal field strategy. Both surrogates agree on an optimal polymer injection start at day 682 from production start; joint optimisation recommends a polymer concentration of 2000 ppm for maximum cumulative oil recovery. The results demonstrate that PINN surrogates provide physically consistent, interpretable predictions and serve as efficient proxies for full-scale reservoir simulation in EOR design.</w:t>
+        <w:t>Polymer flooding is one of the most widely applied enhanced oil recovery (EOR) techniques for heavy-oil reservoirs, yet optimising its design — including the timing of polymer injection and the polymer concentration — remains computationally demanding when relying solely on full-physics numerical simulators. This study introduces a comprehensive framework that employs a Physics-Informed Neural Network (PINN) as a rapid surrogate model for CMG STARS three-dimensional polymer flood simulations of the Pelican Lake heavy-oil field, Alberta, Canada. The PINN incorporates a water-cut monotonicity physics constraint — derived from the thermodynamic irreversibility of two-phase polymer flooding displacement (dWC/dt ≥ 0 after polymer injection start) — enforced via domain-wide collocation over the full (t, T_start) input space with curriculum-weighted training ($\lambda_{\max} = 5 \times 10^{-3}$), improving generalisation over a purely data-driven neural network (NN) baseline. Following the methodology of Meng et al. (2024, SPE-218863-MS), the 53 simulation cases are split by scenario: 70% for training (37 cases), 20% for validation (11 cases), and 10% for testing (5 unseen cases), ensuring that the model must generalise to completely new injection strategies rather than just later time steps. For polymer injection optimisation, a two-stage surrogate is constructed: the trained PINN handles the timing dimension from data, while an analytical Buckley-Leverett (BL) model extends the surrogate to the concentration dimension. A joint grid-search over polymer start day and concentration identifies the optimal field strategy. Both surrogates agree on an optimal polymer injection start at day 682 from production start; joint optimisation recommends a polymer concentration of 2000 ppm for maximum cumulative oil recovery. The results demonstrate that PINN surrogates provide physically consistent, interpretable predictions and serve as efficient proxies for full-scale reservoir simulation in EOR design.</w:t>
       </w:r>
     </w:p>
     <w:p/>
@@ -215,7 +215,7 @@
           <w:rFonts w:ascii="Times New Roman" w:hAnsi="Times New Roman"/>
           <w:sz w:val="22"/>
         </w:rPr>
-        <w:t xml:space="preserve"> from 51 polymer flood cases at Pelican Lake, using a case-based train/validation/test split (70/20/10 by simulation scenario, following SPE-218863-MS) that rigorously assesses generalisation to completely unseen injection strategies.</w:t>
+        <w:t xml:space="preserve"> from 53 polymer flood cases at Pelican Lake, using a case-based train/validation/test split (70/20/10 by simulation scenario: 37/11/5, following SPE-218863-MS) that rigorously assesses generalisation to completely unseen injection strategies.</w:t>
       </w:r>
     </w:p>
     <w:p>
@@ -234,14 +234,14 @@
           <w:b/>
           <w:sz w:val="22"/>
         </w:rPr>
-        <w:t>Monotonicity physics constraints</w:t>
+        <w:t>Water-cut monotonicity physics constraint</w:t>
       </w:r>
       <w:r>
         <w:rPr>
           <w:rFonts w:ascii="Times New Roman" w:hAnsi="Times New Roman"/>
           <w:sz w:val="22"/>
         </w:rPr>
-        <w:t xml:space="preserve"> (dWC/dt ≥ 0, dQoil/dt ≤ 0 post-injection) based on the thermodynamic irreversibility of polymer flooding displacement, with curriculum-weighted training ($\lambda_{\max} = 5 \times 10^{-4}$, calibrated to data-to-physics loss ratio ≈ 21,000). A field-level material balance assessment confirmed this choice: $Q_{\text{inj}}/(Q_{\text{oil}}/(1-\text{WC})) \approx 10.5$ for this open-boundary CMG STARS model, rendering the direct material balance constraint infeasible in the normalised output space.</w:t>
+        <w:t xml:space="preserve"> (dWC/dt ≥ 0 after polymer injection start) based on the thermodynamic irreversibility of two-phase displacement, enforced via domain-wide collocation — sampling random (t, T_start) pairs from the full input space rather than training data only — with curriculum-weighted training ($\lambda_{\max} = 5 \times 10^{-3}$, $N_\phi = 512$ collocation points per step). A field-level material balance assessment confirmed infeasibility of direct mass-balance constraints: $Q_{\text{inj}}/(Q_{\text{oil}}/(1-\text{WC})) \approx 10.5$ for this open-boundary CMG STARS model. Oil-rate monotonicity (dQoil/dt ≤ 0) was excluded as oil production rises during active polymer injection before declining at late time.</w:t>
       </w:r>
     </w:p>
     <w:p>
@@ -466,7 +466,7 @@
           <w:rFonts w:ascii="Times New Roman" w:hAnsi="Times New Roman"/>
           <w:sz w:val="22"/>
         </w:rPr>
-        <w:t>The training data originate from 51 CMG STARS polymer flood simulations spanning 2005-05-01 to 2009-12-31 (N_T = 1,706 daily timesteps). All cases share identical reservoir geology, injection rates, and fluid properties, differing only in the timing of the switch from water injection to polymer injection. This design allows the surrogate to learn the timing sensitivity of the polymer flood response in isolation.</w:t>
+        <w:t>The training data originate from 53 CMG STARS polymer flood simulations spanning 2005-05-01 to 2009-12-31 (N_T = 1,706 daily timesteps). All cases share identical reservoir geology, injection rates, and fluid properties, differing only in the timing of the switch from water injection to polymer injection. This design allows the surrogate to learn the timing sensitivity of the polymer flood response in isolation.</w:t>
       </w:r>
     </w:p>
     <w:p>
@@ -526,7 +526,7 @@
           <w:rFonts w:ascii="Times New Roman" w:hAnsi="Times New Roman"/>
           <w:sz w:val="22"/>
         </w:rPr>
-        <w:t>The temporal train/test split divides each case at 75% of the total time span (day 1,279 of 1,706): the model trains on the first 75% and forecasts the last 25%, yielding 65,280 training samples and 21,726 test samples across all 51 cases.</w:t>
+        <w:t>The case-based 70/20/10 split assigns the complete time series of each simulation to one partition (37 train / 11 validation / 5 test), yielding 63,122 training samples, 18,766 validation samples, and 8,530 test samples across all 53 cases.</w:t>
       </w:r>
     </w:p>
     <w:p>
@@ -709,7 +709,7 @@
           <w:rFonts w:ascii="Times New Roman" w:hAnsi="Times New Roman"/>
           <w:sz w:val="22"/>
         </w:rPr>
-        <w:t xml:space="preserve"> The field-level material balance $Q_{\text{oil}} = Q_{\text{inj}} \times (1-\text{WC})$ was first evaluated as a candidate physics constraint. For an incompressible, closed two-phase system, this identity holds exactly. However, for the CMG STARS open-boundary, pressure-driven Voronoi model, the ratio $Q_{\text{inj}} / [Q_{\text{oil}}/(1-\text{WC})] \approx 10.5$ — not unity — due to transient reservoir storage effects and non-closed boundaries. Injected fluid fills pore space and builds reservoir pressure before reaching producers; at any given time step, total injection substantially exceeds total liquid production. With $Q_{\text{inj,max}} = 2517$ bbl/day and $Q_{\text{oil,max}} = 744$ bbl/day, the normalised constraint would require predicted oil rates exceeding 1.0 (the normalisation bound) at low water cut — making the constraint infeasible within the normalised output space and leading to systematically degraded PINN performance. Similarly, core-scale Corey relative permeability parameters cannot be applied directly at field scale: the computed fractional flow $f_w(S_{w,i}=0.36) \approx 0.77$ with $\mu_w = 1$ cp is 4.5× higher than the history-matched initial field WC = 0.168, due to gravity, channeling, and free water mobility (FWM = 0.12 calibrated in Section 2.5 of the manuscript).</w:t>
+        <w:t xml:space="preserve"> Three candidate physics constraints were evaluated: (i) field-level material balance $Q_{\text{oil}} = Q_{\text{inj}} \times (1-\text{WC})$, (ii) oil-rate monotonicity (dQoil/dt ≤ 0), and (iii) water-cut monotonicity (dWC/dt ≥ 0). The material balance was assessed but found infeasible: for the CMG STARS open-boundary, pressure-driven Voronoi model, $Q_{\text{inj}} / [Q_{\text{oil}}/(1-\text{WC})] \approx 10.5$ — not unity — due to transient reservoir storage effects and non-closed boundaries. With $Q_{\text{inj,max}} = 2517$ bbl/day and $Q_{\text{oil,max}} = 744$ bbl/day, the normalised constraint would require predicted oil rates exceeding the normalisation bound of 1.0 at low water cut. Oil-rate monotonicity was also excluded: in this polymer flood model, oil production rises (from approximately 81 to 574 bbl/day during active polymer injection) as polymer improves displacement sweep efficiency, before declining at late time. Applying dQoil/dt ≤ 0 would actively fight the correct model behaviour. Diagnostic inspection confirmed 0 of 53 water-cut profiles violate monotonicity (all WC curves are strictly non-decreasing), while oil rate exhibits a characteristic hump per case.</w:t>
       </w:r>
     </w:p>
     <w:p>
@@ -728,40 +728,14 @@
           <w:b/>
           <w:sz w:val="22"/>
         </w:rPr>
-        <w:t>Implemented Constraints — Monotonicity from Polymer Flood Irreversibility.</w:t>
+        <w:t>Implemented Constraint — Water-Cut Monotonicity via Domain-Wide Collocation.</w:t>
       </w:r>
       <w:r>
         <w:rPr>
           <w:rFonts w:ascii="Times New Roman" w:hAnsi="Times New Roman"/>
           <w:sz w:val="22"/>
         </w:rPr>
-        <w:t xml:space="preserve"> The physics constraints used are based on the irreversible nature of fluid displacement in polymer flooding. Once polymer injection starts at time $T_{\text{start}}$, the displacement is thermodynamically irreversible:</w:t>
-      </w:r>
-    </w:p>
-    <w:p>
-      <w:pPr>
-        <w:jc w:val="left"/>
-      </w:pPr>
-      <w:r>
-        <w:rPr>
-          <w:rFonts w:ascii="Times New Roman" w:hAnsi="Times New Roman"/>
-          <w:sz w:val="22"/>
-        </w:rPr>
-      </w:r>
-      <w:r>
-        <w:rPr>
-          <w:rFonts w:ascii="Times New Roman" w:hAnsi="Times New Roman"/>
-          <w:b/>
-          <w:sz w:val="22"/>
-        </w:rPr>
-        <w:t>Constraint 1 — Water-cut non-decreasing</w:t>
-      </w:r>
-      <w:r>
-        <w:rPr>
-          <w:rFonts w:ascii="Times New Roman" w:hAnsi="Times New Roman"/>
-          <w:sz w:val="22"/>
-        </w:rPr>
-        <w:t>: once polymer injection begins, water breakthrough is irreversible and water cut must be non-decreasing:</w:t>
+        <w:t xml:space="preserve"> The implemented physics constraint is based on the irreversible nature of fluid displacement in polymer flooding. Once polymer injection starts at time $T_{\text{start}}$, water saturation $S_w$ can only increase (thermodynamically irreversible displacement), and since WC = $f(S_w)$ is a non-decreasing function of $S_w$:</w:t>
       </w:r>
     </w:p>
     <w:p>
@@ -785,6 +759,7 @@
           <w:rFonts w:ascii="Times New Roman" w:hAnsi="Times New Roman"/>
           <w:sz w:val="22"/>
         </w:rPr>
+        <w:t xml:space="preserve">Critically, the constraint is enforced using </w:t>
       </w:r>
       <w:r>
         <w:rPr>
@@ -792,14 +767,29 @@
           <w:b/>
           <w:sz w:val="22"/>
         </w:rPr>
-        <w:t>Constraint 2 — Oil production non-increasing</w:t>
+        <w:t>domain-wide collocation</w:t>
       </w:r>
       <w:r>
         <w:rPr>
           <w:rFonts w:ascii="Times New Roman" w:hAnsi="Times New Roman"/>
           <w:sz w:val="22"/>
         </w:rPr>
-        <w:t>: following polymer injection, progressive depletion of recoverable oil causes the oil rate to be non-increasing:</w:t>
+        <w:t xml:space="preserve">: at each training step, $N_\phi = 512$ collocation points are drawn by sampling $t_i \sim \mathcal{U}[0, 1]$ and $T_{\text{start},i} \sim \mathcal{U}[0, T_{\text{start,max}}]$ uniformly from the full input domain — not from training cases only. This forces the network to satisfy the physics constraint for polymer start times that are </w:t>
+      </w:r>
+      <w:r>
+        <w:rPr>
+          <w:rFonts w:ascii="Times New Roman" w:hAnsi="Times New Roman"/>
+          <w:i/>
+          <w:sz w:val="22"/>
+        </w:rPr>
+        <w:t>not</w:t>
+      </w:r>
+      <w:r>
+        <w:rPr>
+          <w:rFonts w:ascii="Times New Roman" w:hAnsi="Times New Roman"/>
+          <w:sz w:val="22"/>
+        </w:rPr>
+        <w:t xml:space="preserve"> represented in the training set, directly improving generalisation to unseen injection strategies (test cases). A time-perturbed input $\mathbf{x}_i^+ = [t_i + \varepsilon, T_{\text{start},i}, q_i]$ (with $\varepsilon = 0.02 \approx 34$ days normalised) is used to approximate the time derivative; the physics loss activates only when the constraint is violated (via ReLU):</w:t>
       </w:r>
     </w:p>
     <w:p>
@@ -811,7 +801,7 @@
           <w:rFonts w:ascii="Times New Roman" w:hAnsi="Times New Roman"/>
           <w:sz w:val="22"/>
         </w:rPr>
-        <w:t>$$\frac{\partial Q_{\text{oil}}}{\partial t} \leq 0 \quad \forall\ t &gt; T_{\text{start}}$$</w:t>
+        <w:t>$$\mathcal{L}_P = \frac{1}{N_\phi}\sum_{i=1}^{N_\phi} \mathbb{1}[t_i &gt; T_{\text{start},i}] \left(\text{ReLU}\!\left(-\Delta\widehat{\text{WC}}_i\right)\right)^2$$</w:t>
       </w:r>
     </w:p>
     <w:p>
@@ -823,31 +813,7 @@
           <w:rFonts w:ascii="Times New Roman" w:hAnsi="Times New Roman"/>
           <w:sz w:val="22"/>
         </w:rPr>
-        <w:t>These constraints are enforced using a finite-difference approximation. For each collocation point $\mathbf{x}_i = [t_i, T_{\text{start},i}, q_i]$, a time-perturbed input $\mathbf{x}_i^+ = [t_i + \varepsilon, T_{\text{start},i}, q_i]$ (with $\varepsilon = 0.02 \approx 34$ days normalised) is constructed. The physics loss activates only when a constraint is violated (via ReLU):</w:t>
-      </w:r>
-    </w:p>
-    <w:p>
-      <w:pPr>
-        <w:jc w:val="left"/>
-      </w:pPr>
-      <w:r>
-        <w:rPr>
-          <w:rFonts w:ascii="Times New Roman" w:hAnsi="Times New Roman"/>
-          <w:sz w:val="22"/>
-        </w:rPr>
-        <w:t>$$\mathcal{L}_P = \frac{1}{N_\phi}\sum_{i=1}^{N_\phi} \mathbb{1}[t_i &gt; T_{\text{start},i}] \left[\left(\text{ReLU}\!\left(-\Delta\widehat{\text{WC}}_i\right)\right)^2 + \left(\text{ReLU}\!\left(\Delta\hat{Q}_{\text{oil},i}\right)\right)^2\right]$$</w:t>
-      </w:r>
-    </w:p>
-    <w:p>
-      <w:pPr>
-        <w:jc w:val="left"/>
-      </w:pPr>
-      <w:r>
-        <w:rPr>
-          <w:rFonts w:ascii="Times New Roman" w:hAnsi="Times New Roman"/>
-          <w:sz w:val="22"/>
-        </w:rPr>
-        <w:t>where $\Delta(\cdot)_i = \hat{f}(\mathbf{x}_i^+) - \hat{f}(\mathbf{x}_i)$ and $N_\phi = 256$ collocation points are sampled per step. The total PINN loss is:</w:t>
+        <w:t>where $\Delta\widehat{\text{WC}}_i = \hat{f}(\mathbf{x}_i^+)_{\text{WC}} - \hat{f}(\mathbf{x}_i)_{\text{WC}}$. The total PINN loss is:</w:t>
       </w:r>
     </w:p>
     <w:p>
@@ -871,7 +837,7 @@
           <w:rFonts w:ascii="Times New Roman" w:hAnsi="Times New Roman"/>
           <w:sz w:val="22"/>
         </w:rPr>
-        <w:t>where $\lambda(t) = \lambda_{\max} \cdot \min(1, t/t_{\text{warm}})$ linearly ramps from 0 to $\lambda_{\max} = 5 \times 10^{-4}$ over the first $t_{\text{warm}} = 150$ epochs. The weight $\lambda_{\max}$ is calibrated to the empirical ratio of physics-to-data loss magnitudes ($\mathcal{L}_P / \mathcal{L}_D \approx 21{,}000$ at convergence), ensuring the physics term contributes approximately 10× the data loss — regularising without dominating.</w:t>
+        <w:t>where $\lambda(t) = \lambda_{\max} \cdot \min(1, t/t_{\text{warm}})$ linearly ramps from 0 to $\lambda_{\max} = 5 \times 10^{-3}$ over the first $t_{\text{warm}} = 150$ epochs (curriculum weighting). The weight $\lambda_{\max}$ is calibrated to ensure physics contributes meaningful but non-dominating regularisation relative to the data loss.</w:t>
       </w:r>
     </w:p>
     <w:p>
@@ -1220,7 +1186,7 @@
           <w:rFonts w:ascii="Times New Roman" w:hAnsi="Times New Roman"/>
           <w:sz w:val="22"/>
         </w:rPr>
-        <w:t xml:space="preserve"> rather than by time. The 51 CMG STARS cases are randomly partitioned (fixed seed 42) into: 36 training cases (70%), 10 validation cases (20%), and 5 test cases (10%). The entire production time series (all 1,706 days) of each case belongs exclusively to one partition. This mirrors the 3-D Brugge benchmark split (35/10/5 from 50 scenarios) in the reference paper, and ensures that the model must generalise to completely unseen injection timing strategies — a more stringent and realistic evaluation than a temporal split.</w:t>
+        <w:t xml:space="preserve"> rather than by time. The 53 CMG STARS cases are randomly partitioned (fixed seed 42) into: 37 training cases (70%), 11 validation cases (21%), and 5 test cases (9%). The entire production time series (all 1,706 days) of each case belongs exclusively to one partition. This ensures that the model must generalise to completely unseen injection timing strategies — a more stringent and realistic evaluation than a temporal split. This design mirrors the 3-D Brugge benchmark split in SPE-218863-MS.</w:t>
       </w:r>
     </w:p>
     <w:p>
@@ -1232,7 +1198,7 @@
           <w:rFonts w:ascii="Times New Roman" w:hAnsi="Times New Roman"/>
           <w:sz w:val="22"/>
         </w:rPr>
-        <w:t>Training uses the 36 training cases (61,416 samples). Validation loss is evaluated every 10 epochs during training; the model snapshot with lowest validation loss is saved (early stopping on validation). The held-out 5 test cases are evaluated only once at the end, providing an unbiased estimate of generalisation performance.</w:t>
+        <w:t>Training uses the 37 training cases (63,122 samples). Validation loss is evaluated every 10 epochs during training; the model snapshot with lowest validation MSE is saved and used for final evaluation. The held-out 5 test cases are evaluated only once at the end, providing an unbiased estimate of generalisation performance.</w:t>
       </w:r>
     </w:p>
     <w:p>
@@ -1258,7 +1224,7 @@
           <w:rFonts w:ascii="Times New Roman" w:hAnsi="Times New Roman"/>
           <w:sz w:val="22"/>
         </w:rPr>
-        <w:t xml:space="preserve"> Both models are trained for 600 epochs using the Adam optimiser with cosine-decay-restarts learning rate scheduling (initial LR = 10⁻³, restart period 200 epochs). Mini-batches of 4,096 samples are used. The physics weight curriculum ramps from 0 to $\lambda_{\max} = 0.10$ over the first 150 epochs.</w:t>
+        <w:t xml:space="preserve"> Both models are trained for 600 epochs using the Adam optimiser with cosine-decay-restarts learning rate scheduling (initial LR = 10⁻³, restart period 200 epochs). Mini-batches of 4,096 samples are used. The physics weight curriculum ramps from 0 to $\lambda_{\max} = 5 \times 10^{-3}$ over the first 150 epochs ($t_{\text{warm}} = 150$). Domain-wide collocation uses $N_\phi = 512$ points sampled uniformly from the full (t, T_start) input space per training step.</w:t>
       </w:r>
     </w:p>
     <w:p>
@@ -1825,7 +1791,7 @@
                 <w:rFonts w:ascii="Times New Roman" w:hAnsi="Times New Roman"/>
                 <w:sz w:val="20"/>
               </w:rPr>
-              <w:t>51</w:t>
+              <w:t>53</w:t>
             </w:r>
           </w:p>
         </w:tc>
@@ -2594,7 +2560,7 @@
                 <w:rFonts w:ascii="Times New Roman" w:hAnsi="Times New Roman"/>
                 <w:sz w:val="20"/>
               </w:rPr>
-              <w:t>+0.0001</w:t>
+              <w:t>0.0000</w:t>
             </w:r>
           </w:p>
         </w:tc>
@@ -2641,6 +2607,21 @@
                 <w:rFonts w:ascii="Times New Roman" w:hAnsi="Times New Roman"/>
                 <w:sz w:val="20"/>
               </w:rPr>
+              <w:t>0.0022</w:t>
+            </w:r>
+          </w:p>
+        </w:tc>
+        <w:tc>
+          <w:tcPr>
+            <w:tcW w:type="dxa" w:w="1872"/>
+          </w:tcPr>
+          <w:p>
+            <w:r/>
+            <w:r>
+              <w:rPr>
+                <w:rFonts w:ascii="Times New Roman" w:hAnsi="Times New Roman"/>
+                <w:sz w:val="20"/>
+              </w:rPr>
               <w:t>0.0019</w:t>
             </w:r>
           </w:p>
@@ -2656,22 +2637,7 @@
                 <w:rFonts w:ascii="Times New Roman" w:hAnsi="Times New Roman"/>
                 <w:sz w:val="20"/>
               </w:rPr>
-              <w:t>0.0020</w:t>
-            </w:r>
-          </w:p>
-        </w:tc>
-        <w:tc>
-          <w:tcPr>
-            <w:tcW w:type="dxa" w:w="1872"/>
-          </w:tcPr>
-          <w:p>
-            <w:r/>
-            <w:r>
-              <w:rPr>
-                <w:rFonts w:ascii="Times New Roman" w:hAnsi="Times New Roman"/>
-                <w:sz w:val="20"/>
-              </w:rPr>
-              <w:t>+0.0001</w:t>
+              <w:t>−0.0003</w:t>
             </w:r>
           </w:p>
         </w:tc>
@@ -2717,6 +2683,21 @@
                 <w:rFonts w:ascii="Times New Roman" w:hAnsi="Times New Roman"/>
                 <w:sz w:val="20"/>
               </w:rPr>
+              <w:t>0.0024</w:t>
+            </w:r>
+          </w:p>
+        </w:tc>
+        <w:tc>
+          <w:tcPr>
+            <w:tcW w:type="dxa" w:w="1872"/>
+          </w:tcPr>
+          <w:p>
+            <w:r/>
+            <w:r>
+              <w:rPr>
+                <w:rFonts w:ascii="Times New Roman" w:hAnsi="Times New Roman"/>
+                <w:sz w:val="20"/>
+              </w:rPr>
               <w:t>0.0022</w:t>
             </w:r>
           </w:p>
@@ -2732,22 +2713,7 @@
                 <w:rFonts w:ascii="Times New Roman" w:hAnsi="Times New Roman"/>
                 <w:sz w:val="20"/>
               </w:rPr>
-              <w:t>0.0024</w:t>
-            </w:r>
-          </w:p>
-        </w:tc>
-        <w:tc>
-          <w:tcPr>
-            <w:tcW w:type="dxa" w:w="1872"/>
-          </w:tcPr>
-          <w:p>
-            <w:r/>
-            <w:r>
-              <w:rPr>
-                <w:rFonts w:ascii="Times New Roman" w:hAnsi="Times New Roman"/>
-                <w:sz w:val="20"/>
-              </w:rPr>
-              <w:t>+0.0002</w:t>
+              <w:t>−0.0002</w:t>
             </w:r>
           </w:p>
         </w:tc>
@@ -2793,6 +2759,21 @@
                 <w:rFonts w:ascii="Times New Roman" w:hAnsi="Times New Roman"/>
                 <w:sz w:val="20"/>
               </w:rPr>
+              <w:t>0.0024</w:t>
+            </w:r>
+          </w:p>
+        </w:tc>
+        <w:tc>
+          <w:tcPr>
+            <w:tcW w:type="dxa" w:w="1872"/>
+          </w:tcPr>
+          <w:p>
+            <w:r/>
+            <w:r>
+              <w:rPr>
+                <w:rFonts w:ascii="Times New Roman" w:hAnsi="Times New Roman"/>
+                <w:sz w:val="20"/>
+              </w:rPr>
               <w:t>0.0022</w:t>
             </w:r>
           </w:p>
@@ -2808,22 +2789,7 @@
                 <w:rFonts w:ascii="Times New Roman" w:hAnsi="Times New Roman"/>
                 <w:sz w:val="20"/>
               </w:rPr>
-              <w:t>0.0024</w:t>
-            </w:r>
-          </w:p>
-        </w:tc>
-        <w:tc>
-          <w:tcPr>
-            <w:tcW w:type="dxa" w:w="1872"/>
-          </w:tcPr>
-          <w:p>
-            <w:r/>
-            <w:r>
-              <w:rPr>
-                <w:rFonts w:ascii="Times New Roman" w:hAnsi="Times New Roman"/>
-                <w:sz w:val="20"/>
-              </w:rPr>
-              <w:t>+0.0002</w:t>
+              <w:t>−0.0002</w:t>
             </w:r>
           </w:p>
         </w:tc>
@@ -2885,7 +2851,236 @@
                 <w:rFonts w:ascii="Times New Roman" w:hAnsi="Times New Roman"/>
                 <w:sz w:val="20"/>
               </w:rPr>
-              <w:t>0.0048</w:t>
+              <w:t>0.0050</w:t>
+            </w:r>
+          </w:p>
+        </w:tc>
+        <w:tc>
+          <w:tcPr>
+            <w:tcW w:type="dxa" w:w="1872"/>
+          </w:tcPr>
+          <w:p>
+            <w:r/>
+            <w:r>
+              <w:rPr>
+                <w:rFonts w:ascii="Times New Roman" w:hAnsi="Times New Roman"/>
+                <w:sz w:val="20"/>
+              </w:rPr>
+              <w:t>−0.0002</w:t>
+            </w:r>
+          </w:p>
+        </w:tc>
+      </w:tr>
+      <w:tr>
+        <w:tc>
+          <w:tcPr>
+            <w:tcW w:type="dxa" w:w="1872"/>
+          </w:tcPr>
+          <w:p>
+            <w:r/>
+            <w:r>
+              <w:rPr>
+                <w:rFonts w:ascii="Times New Roman" w:hAnsi="Times New Roman"/>
+                <w:sz w:val="20"/>
+              </w:rPr>
+            </w:r>
+          </w:p>
+        </w:tc>
+        <w:tc>
+          <w:tcPr>
+            <w:tcW w:type="dxa" w:w="1872"/>
+          </w:tcPr>
+          <w:p>
+            <w:r/>
+            <w:r>
+              <w:rPr>
+                <w:rFonts w:ascii="Times New Roman" w:hAnsi="Times New Roman"/>
+                <w:sz w:val="20"/>
+              </w:rPr>
+              <w:t>Validation</w:t>
+            </w:r>
+          </w:p>
+        </w:tc>
+        <w:tc>
+          <w:tcPr>
+            <w:tcW w:type="dxa" w:w="1872"/>
+          </w:tcPr>
+          <w:p>
+            <w:r/>
+            <w:r>
+              <w:rPr>
+                <w:rFonts w:ascii="Times New Roman" w:hAnsi="Times New Roman"/>
+                <w:sz w:val="20"/>
+              </w:rPr>
+              <w:t>0.0055</w:t>
+            </w:r>
+          </w:p>
+        </w:tc>
+        <w:tc>
+          <w:tcPr>
+            <w:tcW w:type="dxa" w:w="1872"/>
+          </w:tcPr>
+          <w:p>
+            <w:r/>
+            <w:r>
+              <w:rPr>
+                <w:rFonts w:ascii="Times New Roman" w:hAnsi="Times New Roman"/>
+                <w:sz w:val="20"/>
+              </w:rPr>
+              <w:t>0.0055</w:t>
+            </w:r>
+          </w:p>
+        </w:tc>
+        <w:tc>
+          <w:tcPr>
+            <w:tcW w:type="dxa" w:w="1872"/>
+          </w:tcPr>
+          <w:p>
+            <w:r/>
+            <w:r>
+              <w:rPr>
+                <w:rFonts w:ascii="Times New Roman" w:hAnsi="Times New Roman"/>
+                <w:sz w:val="20"/>
+              </w:rPr>
+              <w:t>−0.0001</w:t>
+            </w:r>
+          </w:p>
+        </w:tc>
+      </w:tr>
+      <w:tr>
+        <w:tc>
+          <w:tcPr>
+            <w:tcW w:type="dxa" w:w="1872"/>
+          </w:tcPr>
+          <w:p>
+            <w:r/>
+            <w:r>
+              <w:rPr>
+                <w:rFonts w:ascii="Times New Roman" w:hAnsi="Times New Roman"/>
+                <w:sz w:val="20"/>
+              </w:rPr>
+            </w:r>
+          </w:p>
+        </w:tc>
+        <w:tc>
+          <w:tcPr>
+            <w:tcW w:type="dxa" w:w="1872"/>
+          </w:tcPr>
+          <w:p>
+            <w:r/>
+            <w:r>
+              <w:rPr>
+                <w:rFonts w:ascii="Times New Roman" w:hAnsi="Times New Roman"/>
+                <w:sz w:val="20"/>
+              </w:rPr>
+              <w:t>Test</w:t>
+            </w:r>
+          </w:p>
+        </w:tc>
+        <w:tc>
+          <w:tcPr>
+            <w:tcW w:type="dxa" w:w="1872"/>
+          </w:tcPr>
+          <w:p>
+            <w:r/>
+            <w:r>
+              <w:rPr>
+                <w:rFonts w:ascii="Times New Roman" w:hAnsi="Times New Roman"/>
+                <w:sz w:val="20"/>
+              </w:rPr>
+              <w:t>0.0055</w:t>
+            </w:r>
+          </w:p>
+        </w:tc>
+        <w:tc>
+          <w:tcPr>
+            <w:tcW w:type="dxa" w:w="1872"/>
+          </w:tcPr>
+          <w:p>
+            <w:r/>
+            <w:r>
+              <w:rPr>
+                <w:rFonts w:ascii="Times New Roman" w:hAnsi="Times New Roman"/>
+                <w:sz w:val="20"/>
+              </w:rPr>
+              <w:t>0.0054</w:t>
+            </w:r>
+          </w:p>
+        </w:tc>
+        <w:tc>
+          <w:tcPr>
+            <w:tcW w:type="dxa" w:w="1872"/>
+          </w:tcPr>
+          <w:p>
+            <w:r/>
+            <w:r>
+              <w:rPr>
+                <w:rFonts w:ascii="Times New Roman" w:hAnsi="Times New Roman"/>
+                <w:sz w:val="20"/>
+              </w:rPr>
+              <w:t>−0.0001</w:t>
+            </w:r>
+          </w:p>
+        </w:tc>
+      </w:tr>
+      <w:tr>
+        <w:tc>
+          <w:tcPr>
+            <w:tcW w:type="dxa" w:w="1872"/>
+          </w:tcPr>
+          <w:p>
+            <w:r/>
+            <w:r>
+              <w:rPr>
+                <w:rFonts w:ascii="Times New Roman" w:hAnsi="Times New Roman"/>
+                <w:sz w:val="20"/>
+              </w:rPr>
+              <w:t>MAE — Water Cut</w:t>
+            </w:r>
+          </w:p>
+        </w:tc>
+        <w:tc>
+          <w:tcPr>
+            <w:tcW w:type="dxa" w:w="1872"/>
+          </w:tcPr>
+          <w:p>
+            <w:r/>
+            <w:r>
+              <w:rPr>
+                <w:rFonts w:ascii="Times New Roman" w:hAnsi="Times New Roman"/>
+                <w:sz w:val="20"/>
+              </w:rPr>
+              <w:t>Train</w:t>
+            </w:r>
+          </w:p>
+        </w:tc>
+        <w:tc>
+          <w:tcPr>
+            <w:tcW w:type="dxa" w:w="1872"/>
+          </w:tcPr>
+          <w:p>
+            <w:r/>
+            <w:r>
+              <w:rPr>
+                <w:rFonts w:ascii="Times New Roman" w:hAnsi="Times New Roman"/>
+                <w:sz w:val="20"/>
+              </w:rPr>
+              <w:t>0.0016</w:t>
+            </w:r>
+          </w:p>
+        </w:tc>
+        <w:tc>
+          <w:tcPr>
+            <w:tcW w:type="dxa" w:w="1872"/>
+          </w:tcPr>
+          <w:p>
+            <w:r/>
+            <w:r>
+              <w:rPr>
+                <w:rFonts w:ascii="Times New Roman" w:hAnsi="Times New Roman"/>
+                <w:sz w:val="20"/>
+              </w:rPr>
+              <w:t>0.0014</w:t>
             </w:r>
           </w:p>
         </w:tc>
@@ -2946,7 +3141,7 @@
                 <w:rFonts w:ascii="Times New Roman" w:hAnsi="Times New Roman"/>
                 <w:sz w:val="20"/>
               </w:rPr>
-              <w:t>0.0055</w:t>
+              <w:t>0.0018</w:t>
             </w:r>
           </w:p>
         </w:tc>
@@ -2961,7 +3156,7 @@
                 <w:rFonts w:ascii="Times New Roman" w:hAnsi="Times New Roman"/>
                 <w:sz w:val="20"/>
               </w:rPr>
-              <w:t>0.0053</w:t>
+              <w:t>0.0016</w:t>
             </w:r>
           </w:p>
         </w:tc>
@@ -3022,7 +3217,7 @@
                 <w:rFonts w:ascii="Times New Roman" w:hAnsi="Times New Roman"/>
                 <w:sz w:val="20"/>
               </w:rPr>
-              <w:t>0.0055</w:t>
+              <w:t>0.0018</w:t>
             </w:r>
           </w:p>
         </w:tc>
@@ -3037,7 +3232,7 @@
                 <w:rFonts w:ascii="Times New Roman" w:hAnsi="Times New Roman"/>
                 <w:sz w:val="20"/>
               </w:rPr>
-              <w:t>0.0052</w:t>
+              <w:t>0.0016</w:t>
             </w:r>
           </w:p>
         </w:tc>
@@ -3052,7 +3247,236 @@
                 <w:rFonts w:ascii="Times New Roman" w:hAnsi="Times New Roman"/>
                 <w:sz w:val="20"/>
               </w:rPr>
-              <w:t>−0.0003</w:t>
+              <w:t>−0.0001</w:t>
+            </w:r>
+          </w:p>
+        </w:tc>
+      </w:tr>
+      <w:tr>
+        <w:tc>
+          <w:tcPr>
+            <w:tcW w:type="dxa" w:w="1872"/>
+          </w:tcPr>
+          <w:p>
+            <w:r/>
+            <w:r>
+              <w:rPr>
+                <w:rFonts w:ascii="Times New Roman" w:hAnsi="Times New Roman"/>
+                <w:sz w:val="20"/>
+              </w:rPr>
+              <w:t>MAE — Oil Rate</w:t>
+            </w:r>
+          </w:p>
+        </w:tc>
+        <w:tc>
+          <w:tcPr>
+            <w:tcW w:type="dxa" w:w="1872"/>
+          </w:tcPr>
+          <w:p>
+            <w:r/>
+            <w:r>
+              <w:rPr>
+                <w:rFonts w:ascii="Times New Roman" w:hAnsi="Times New Roman"/>
+                <w:sz w:val="20"/>
+              </w:rPr>
+              <w:t>Train</w:t>
+            </w:r>
+          </w:p>
+        </w:tc>
+        <w:tc>
+          <w:tcPr>
+            <w:tcW w:type="dxa" w:w="1872"/>
+          </w:tcPr>
+          <w:p>
+            <w:r/>
+            <w:r>
+              <w:rPr>
+                <w:rFonts w:ascii="Times New Roman" w:hAnsi="Times New Roman"/>
+                <w:sz w:val="20"/>
+              </w:rPr>
+              <w:t>0.0034</w:t>
+            </w:r>
+          </w:p>
+        </w:tc>
+        <w:tc>
+          <w:tcPr>
+            <w:tcW w:type="dxa" w:w="1872"/>
+          </w:tcPr>
+          <w:p>
+            <w:r/>
+            <w:r>
+              <w:rPr>
+                <w:rFonts w:ascii="Times New Roman" w:hAnsi="Times New Roman"/>
+                <w:sz w:val="20"/>
+              </w:rPr>
+              <w:t>0.0033</w:t>
+            </w:r>
+          </w:p>
+        </w:tc>
+        <w:tc>
+          <w:tcPr>
+            <w:tcW w:type="dxa" w:w="1872"/>
+          </w:tcPr>
+          <w:p>
+            <w:r/>
+            <w:r>
+              <w:rPr>
+                <w:rFonts w:ascii="Times New Roman" w:hAnsi="Times New Roman"/>
+                <w:sz w:val="20"/>
+              </w:rPr>
+              <w:t>−0.0001</w:t>
+            </w:r>
+          </w:p>
+        </w:tc>
+      </w:tr>
+      <w:tr>
+        <w:tc>
+          <w:tcPr>
+            <w:tcW w:type="dxa" w:w="1872"/>
+          </w:tcPr>
+          <w:p>
+            <w:r/>
+            <w:r>
+              <w:rPr>
+                <w:rFonts w:ascii="Times New Roman" w:hAnsi="Times New Roman"/>
+                <w:sz w:val="20"/>
+              </w:rPr>
+            </w:r>
+          </w:p>
+        </w:tc>
+        <w:tc>
+          <w:tcPr>
+            <w:tcW w:type="dxa" w:w="1872"/>
+          </w:tcPr>
+          <w:p>
+            <w:r/>
+            <w:r>
+              <w:rPr>
+                <w:rFonts w:ascii="Times New Roman" w:hAnsi="Times New Roman"/>
+                <w:sz w:val="20"/>
+              </w:rPr>
+              <w:t>Validation</w:t>
+            </w:r>
+          </w:p>
+        </w:tc>
+        <w:tc>
+          <w:tcPr>
+            <w:tcW w:type="dxa" w:w="1872"/>
+          </w:tcPr>
+          <w:p>
+            <w:r/>
+            <w:r>
+              <w:rPr>
+                <w:rFonts w:ascii="Times New Roman" w:hAnsi="Times New Roman"/>
+                <w:sz w:val="20"/>
+              </w:rPr>
+              <w:t>0.0036</w:t>
+            </w:r>
+          </w:p>
+        </w:tc>
+        <w:tc>
+          <w:tcPr>
+            <w:tcW w:type="dxa" w:w="1872"/>
+          </w:tcPr>
+          <w:p>
+            <w:r/>
+            <w:r>
+              <w:rPr>
+                <w:rFonts w:ascii="Times New Roman" w:hAnsi="Times New Roman"/>
+                <w:sz w:val="20"/>
+              </w:rPr>
+              <w:t>0.0036</w:t>
+            </w:r>
+          </w:p>
+        </w:tc>
+        <w:tc>
+          <w:tcPr>
+            <w:tcW w:type="dxa" w:w="1872"/>
+          </w:tcPr>
+          <w:p>
+            <w:r/>
+            <w:r>
+              <w:rPr>
+                <w:rFonts w:ascii="Times New Roman" w:hAnsi="Times New Roman"/>
+                <w:sz w:val="20"/>
+              </w:rPr>
+              <w:t>−0.0001</w:t>
+            </w:r>
+          </w:p>
+        </w:tc>
+      </w:tr>
+      <w:tr>
+        <w:tc>
+          <w:tcPr>
+            <w:tcW w:type="dxa" w:w="1872"/>
+          </w:tcPr>
+          <w:p>
+            <w:r/>
+            <w:r>
+              <w:rPr>
+                <w:rFonts w:ascii="Times New Roman" w:hAnsi="Times New Roman"/>
+                <w:sz w:val="20"/>
+              </w:rPr>
+            </w:r>
+          </w:p>
+        </w:tc>
+        <w:tc>
+          <w:tcPr>
+            <w:tcW w:type="dxa" w:w="1872"/>
+          </w:tcPr>
+          <w:p>
+            <w:r/>
+            <w:r>
+              <w:rPr>
+                <w:rFonts w:ascii="Times New Roman" w:hAnsi="Times New Roman"/>
+                <w:sz w:val="20"/>
+              </w:rPr>
+              <w:t>Test</w:t>
+            </w:r>
+          </w:p>
+        </w:tc>
+        <w:tc>
+          <w:tcPr>
+            <w:tcW w:type="dxa" w:w="1872"/>
+          </w:tcPr>
+          <w:p>
+            <w:r/>
+            <w:r>
+              <w:rPr>
+                <w:rFonts w:ascii="Times New Roman" w:hAnsi="Times New Roman"/>
+                <w:sz w:val="20"/>
+              </w:rPr>
+              <w:t>0.0036</w:t>
+            </w:r>
+          </w:p>
+        </w:tc>
+        <w:tc>
+          <w:tcPr>
+            <w:tcW w:type="dxa" w:w="1872"/>
+          </w:tcPr>
+          <w:p>
+            <w:r/>
+            <w:r>
+              <w:rPr>
+                <w:rFonts w:ascii="Times New Roman" w:hAnsi="Times New Roman"/>
+                <w:sz w:val="20"/>
+              </w:rPr>
+              <w:t>0.0035</w:t>
+            </w:r>
+          </w:p>
+        </w:tc>
+        <w:tc>
+          <w:tcPr>
+            <w:tcW w:type="dxa" w:w="1872"/>
+          </w:tcPr>
+          <w:p>
+            <w:r/>
+            <w:r>
+              <w:rPr>
+                <w:rFonts w:ascii="Times New Roman" w:hAnsi="Times New Roman"/>
+                <w:sz w:val="20"/>
+              </w:rPr>
+              <w:t>−0.0001</w:t>
             </w:r>
           </w:p>
         </w:tc>
@@ -3070,6 +3494,158 @@
                 <w:sz w:val="20"/>
               </w:rPr>
               <w:t>NSE — Water Cut</w:t>
+            </w:r>
+          </w:p>
+        </w:tc>
+        <w:tc>
+          <w:tcPr>
+            <w:tcW w:type="dxa" w:w="1872"/>
+          </w:tcPr>
+          <w:p>
+            <w:r/>
+            <w:r>
+              <w:rPr>
+                <w:rFonts w:ascii="Times New Roman" w:hAnsi="Times New Roman"/>
+                <w:sz w:val="20"/>
+              </w:rPr>
+              <w:t>Train</w:t>
+            </w:r>
+          </w:p>
+        </w:tc>
+        <w:tc>
+          <w:tcPr>
+            <w:tcW w:type="dxa" w:w="1872"/>
+          </w:tcPr>
+          <w:p>
+            <w:r/>
+            <w:r>
+              <w:rPr>
+                <w:rFonts w:ascii="Times New Roman" w:hAnsi="Times New Roman"/>
+                <w:sz w:val="20"/>
+              </w:rPr>
+              <w:t>0.9999</w:t>
+            </w:r>
+          </w:p>
+        </w:tc>
+        <w:tc>
+          <w:tcPr>
+            <w:tcW w:type="dxa" w:w="1872"/>
+          </w:tcPr>
+          <w:p>
+            <w:r/>
+            <w:r>
+              <w:rPr>
+                <w:rFonts w:ascii="Times New Roman" w:hAnsi="Times New Roman"/>
+                <w:sz w:val="20"/>
+              </w:rPr>
+              <w:t>0.9999</w:t>
+            </w:r>
+          </w:p>
+        </w:tc>
+        <w:tc>
+          <w:tcPr>
+            <w:tcW w:type="dxa" w:w="1872"/>
+          </w:tcPr>
+          <w:p>
+            <w:r/>
+            <w:r>
+              <w:rPr>
+                <w:rFonts w:ascii="Times New Roman" w:hAnsi="Times New Roman"/>
+                <w:sz w:val="20"/>
+              </w:rPr>
+              <w:t>0.0000</w:t>
+            </w:r>
+          </w:p>
+        </w:tc>
+      </w:tr>
+      <w:tr>
+        <w:tc>
+          <w:tcPr>
+            <w:tcW w:type="dxa" w:w="1872"/>
+          </w:tcPr>
+          <w:p>
+            <w:r/>
+            <w:r>
+              <w:rPr>
+                <w:rFonts w:ascii="Times New Roman" w:hAnsi="Times New Roman"/>
+                <w:sz w:val="20"/>
+              </w:rPr>
+            </w:r>
+          </w:p>
+        </w:tc>
+        <w:tc>
+          <w:tcPr>
+            <w:tcW w:type="dxa" w:w="1872"/>
+          </w:tcPr>
+          <w:p>
+            <w:r/>
+            <w:r>
+              <w:rPr>
+                <w:rFonts w:ascii="Times New Roman" w:hAnsi="Times New Roman"/>
+                <w:sz w:val="20"/>
+              </w:rPr>
+              <w:t>Validation</w:t>
+            </w:r>
+          </w:p>
+        </w:tc>
+        <w:tc>
+          <w:tcPr>
+            <w:tcW w:type="dxa" w:w="1872"/>
+          </w:tcPr>
+          <w:p>
+            <w:r/>
+            <w:r>
+              <w:rPr>
+                <w:rFonts w:ascii="Times New Roman" w:hAnsi="Times New Roman"/>
+                <w:sz w:val="20"/>
+              </w:rPr>
+              <w:t>0.9999</w:t>
+            </w:r>
+          </w:p>
+        </w:tc>
+        <w:tc>
+          <w:tcPr>
+            <w:tcW w:type="dxa" w:w="1872"/>
+          </w:tcPr>
+          <w:p>
+            <w:r/>
+            <w:r>
+              <w:rPr>
+                <w:rFonts w:ascii="Times New Roman" w:hAnsi="Times New Roman"/>
+                <w:sz w:val="20"/>
+              </w:rPr>
+              <w:t>0.9999</w:t>
+            </w:r>
+          </w:p>
+        </w:tc>
+        <w:tc>
+          <w:tcPr>
+            <w:tcW w:type="dxa" w:w="1872"/>
+          </w:tcPr>
+          <w:p>
+            <w:r/>
+            <w:r>
+              <w:rPr>
+                <w:rFonts w:ascii="Times New Roman" w:hAnsi="Times New Roman"/>
+                <w:sz w:val="20"/>
+              </w:rPr>
+              <w:t>0.0000</w:t>
+            </w:r>
+          </w:p>
+        </w:tc>
+      </w:tr>
+      <w:tr>
+        <w:tc>
+          <w:tcPr>
+            <w:tcW w:type="dxa" w:w="1872"/>
+          </w:tcPr>
+          <w:p>
+            <w:r/>
+            <w:r>
+              <w:rPr>
+                <w:rFonts w:ascii="Times New Roman" w:hAnsi="Times New Roman"/>
+                <w:sz w:val="20"/>
+              </w:rPr>
             </w:r>
           </w:p>
         </w:tc>
@@ -3161,6 +3737,158 @@
                 <w:rFonts w:ascii="Times New Roman" w:hAnsi="Times New Roman"/>
                 <w:sz w:val="20"/>
               </w:rPr>
+              <w:t>Train</w:t>
+            </w:r>
+          </w:p>
+        </w:tc>
+        <w:tc>
+          <w:tcPr>
+            <w:tcW w:type="dxa" w:w="1872"/>
+          </w:tcPr>
+          <w:p>
+            <w:r/>
+            <w:r>
+              <w:rPr>
+                <w:rFonts w:ascii="Times New Roman" w:hAnsi="Times New Roman"/>
+                <w:sz w:val="20"/>
+              </w:rPr>
+              <w:t>0.9995</w:t>
+            </w:r>
+          </w:p>
+        </w:tc>
+        <w:tc>
+          <w:tcPr>
+            <w:tcW w:type="dxa" w:w="1872"/>
+          </w:tcPr>
+          <w:p>
+            <w:r/>
+            <w:r>
+              <w:rPr>
+                <w:rFonts w:ascii="Times New Roman" w:hAnsi="Times New Roman"/>
+                <w:sz w:val="20"/>
+              </w:rPr>
+              <w:t>0.9996</w:t>
+            </w:r>
+          </w:p>
+        </w:tc>
+        <w:tc>
+          <w:tcPr>
+            <w:tcW w:type="dxa" w:w="1872"/>
+          </w:tcPr>
+          <w:p>
+            <w:r/>
+            <w:r>
+              <w:rPr>
+                <w:rFonts w:ascii="Times New Roman" w:hAnsi="Times New Roman"/>
+                <w:sz w:val="20"/>
+              </w:rPr>
+              <w:t>+0.0001</w:t>
+            </w:r>
+          </w:p>
+        </w:tc>
+      </w:tr>
+      <w:tr>
+        <w:tc>
+          <w:tcPr>
+            <w:tcW w:type="dxa" w:w="1872"/>
+          </w:tcPr>
+          <w:p>
+            <w:r/>
+            <w:r>
+              <w:rPr>
+                <w:rFonts w:ascii="Times New Roman" w:hAnsi="Times New Roman"/>
+                <w:sz w:val="20"/>
+              </w:rPr>
+            </w:r>
+          </w:p>
+        </w:tc>
+        <w:tc>
+          <w:tcPr>
+            <w:tcW w:type="dxa" w:w="1872"/>
+          </w:tcPr>
+          <w:p>
+            <w:r/>
+            <w:r>
+              <w:rPr>
+                <w:rFonts w:ascii="Times New Roman" w:hAnsi="Times New Roman"/>
+                <w:sz w:val="20"/>
+              </w:rPr>
+              <w:t>Validation</w:t>
+            </w:r>
+          </w:p>
+        </w:tc>
+        <w:tc>
+          <w:tcPr>
+            <w:tcW w:type="dxa" w:w="1872"/>
+          </w:tcPr>
+          <w:p>
+            <w:r/>
+            <w:r>
+              <w:rPr>
+                <w:rFonts w:ascii="Times New Roman" w:hAnsi="Times New Roman"/>
+                <w:sz w:val="20"/>
+              </w:rPr>
+              <w:t>0.9995</w:t>
+            </w:r>
+          </w:p>
+        </w:tc>
+        <w:tc>
+          <w:tcPr>
+            <w:tcW w:type="dxa" w:w="1872"/>
+          </w:tcPr>
+          <w:p>
+            <w:r/>
+            <w:r>
+              <w:rPr>
+                <w:rFonts w:ascii="Times New Roman" w:hAnsi="Times New Roman"/>
+                <w:sz w:val="20"/>
+              </w:rPr>
+              <w:t>0.9995</w:t>
+            </w:r>
+          </w:p>
+        </w:tc>
+        <w:tc>
+          <w:tcPr>
+            <w:tcW w:type="dxa" w:w="1872"/>
+          </w:tcPr>
+          <w:p>
+            <w:r/>
+            <w:r>
+              <w:rPr>
+                <w:rFonts w:ascii="Times New Roman" w:hAnsi="Times New Roman"/>
+                <w:sz w:val="20"/>
+              </w:rPr>
+              <w:t>0.0000</w:t>
+            </w:r>
+          </w:p>
+        </w:tc>
+      </w:tr>
+      <w:tr>
+        <w:tc>
+          <w:tcPr>
+            <w:tcW w:type="dxa" w:w="1872"/>
+          </w:tcPr>
+          <w:p>
+            <w:r/>
+            <w:r>
+              <w:rPr>
+                <w:rFonts w:ascii="Times New Roman" w:hAnsi="Times New Roman"/>
+                <w:sz w:val="20"/>
+              </w:rPr>
+            </w:r>
+          </w:p>
+        </w:tc>
+        <w:tc>
+          <w:tcPr>
+            <w:tcW w:type="dxa" w:w="1872"/>
+          </w:tcPr>
+          <w:p>
+            <w:r/>
+            <w:r>
+              <w:rPr>
+                <w:rFonts w:ascii="Times New Roman" w:hAnsi="Times New Roman"/>
+                <w:sz w:val="20"/>
+              </w:rPr>
               <w:t>Test</w:t>
             </w:r>
           </w:p>
@@ -3206,7 +3934,7 @@
                 <w:rFonts w:ascii="Times New Roman" w:hAnsi="Times New Roman"/>
                 <w:sz w:val="20"/>
               </w:rPr>
-              <w:t>+0.0001</w:t>
+              <w:t>0.0000</w:t>
             </w:r>
           </w:p>
         </w:tc>
@@ -3229,7 +3957,7 @@
           <w:i/>
           <w:sz w:val="22"/>
         </w:rPr>
-        <w:t>Case-based 70/20/10 split: 36 train / 10 validation / 5 test cases. Bold rows indicate test performance on completely unseen injection strategies. PINN slightly outperforms NN on oil rate RMSE (0.0052 vs 0.0055), indicating that the monotonicity physics constraint provides mild beneficial regularisation for oil rate prediction.</w:t>
+        <w:t>Case-based 70/20/10 split: 37 train / 11 validation / 5 test cases (53 total). Bold rows indicate test performance on completely unseen injection strategies.</w:t>
       </w:r>
       <w:r>
         <w:rPr>
@@ -3956,14 +4684,14 @@
           <w:b/>
           <w:sz w:val="22"/>
         </w:rPr>
-        <w:t>Physics constraints as regularisers — calibrated weighting.</w:t>
+        <w:t>Physics constraints as regularisers — domain-wide collocation and calibrated weighting.</w:t>
       </w:r>
       <w:r>
         <w:rPr>
           <w:rFonts w:ascii="Times New Roman" w:hAnsi="Times New Roman"/>
           <w:sz w:val="22"/>
         </w:rPr>
-        <w:t xml:space="preserve"> The physics weight $\lambda_{\max}$ required careful calibration. A field-level material balance ($Q_{\text{oil}} = Q_{\text{inj}} \times (1-\text{WC})$) was assessed but found infeasible for this pressure-driven open-boundary CMG STARS model: $Q_{\text{inj}}/(Q_{\text{oil}}/(1-\text{WC})) \approx 10.5 \gg 1$, meaning the constraint would require normalised oil rate predictions exceeding the physical bound of 1.0. Instead, monotonicity constraints with $\lambda_{\max} = 5 \times 10^{-4}$ — calibrated so that physics contributes approximately 10× the data loss at convergence — provide effective regularisation without dominating training. Table 2 shows the results: both NN and PINN achieve R² ≈ 0.9999 (WC) and ≈ 0.9995 (oil) on the held-out test cases, demonstrating that the case-based 70/20/10 split strategy, combined with physics regularisation, allows excellent generalisation to completely unseen injection strategies. The PINN shows a slight improvement on oil rate RMSE (0.0052 vs 0.0055 on test), consistent with the physics constraint providing mild regularisation specifically for oil rate prediction. This aligns with Meng et al. (2024): physics laws act as effective regularisers particularly when the unconstrained model would violate physical principles in extrapolation to unseen injection strategies.</w:t>
+        <w:t xml:space="preserve"> The physics weight $\lambda_{\max}$ required careful calibration. A field-level material balance ($Q_{\text{oil}} = Q_{\text{inj}} \times (1-\text{WC})$) was assessed but found infeasible for this pressure-driven open-boundary CMG STARS model: $Q_{\text{inj}}/(Q_{\text{oil}}/(1-\text{WC})) \approx 10.5 \gg 1$. Oil-rate monotonicity was excluded as oil production rises during active polymer injection. The water-cut monotonicity constraint with $\lambda_{\max} = 5 \times 10^{-3}$ was enforced via domain-wide collocation — sampling (t, T_start) uniformly from the full input space rather than training data only — which ensures physics compliance for injection strategies not seen during training. Table 2 shows the results: both NN and PINN achieve R² = 0.9999 (WC) and 0.9995 (oil) on the held-out test cases. The PINN outperforms NN on all error metrics: test RMSE WC improves from 0.0024 to 0.0022 (−8%) and test RMSE Oil improves from 0.0055 to 0.0054 (−2%), with matching improvements in MAE. The domain-wide physics regularisation constrains model behaviour for polymer start times not seen during training, directly benefiting generalisation to the 5 unseen test cases. This aligns with Meng et al. (2024): physics laws act as effective regularisers particularly when the unconstrained model would violate physical principles in extrapolation to unseen injection strategies.</w:t>
       </w:r>
     </w:p>
     <w:p>
@@ -4047,14 +4775,14 @@
           <w:b/>
           <w:sz w:val="22"/>
         </w:rPr>
-        <w:t>Both NN and PINN achieve excellent generalisation</w:t>
+        <w:t>PINN outperforms NN on all error metrics on completely unseen test cases</w:t>
       </w:r>
       <w:r>
         <w:rPr>
           <w:rFonts w:ascii="Times New Roman" w:hAnsi="Times New Roman"/>
           <w:sz w:val="22"/>
         </w:rPr>
-        <w:t xml:space="preserve"> on the case-based 70/20/10 split: test R² = 0.9999 (water cut) and 0.9995 (oil rate) for both models. The PINN slightly outperforms NN on oil rate RMSE (0.0052 vs 0.0055, test), consistent with the calibrated monotonicity constraints (dWC/dt ≥ 0, dQoil/dt ≤ 0, $\lambda_{\max} = 5 \times 10^{-4}$) providing mild beneficial regularisation without dominating training. A field-level material balance assessment showed $Q_{\text{inj}}/[Q_{\text{oil}}/(1-\text{WC})] \approx 10.5$ for this open-boundary CMG STARS model, confirming that direct mass conservation constraints are infeasible in the normalised output space and motivating the monotonicity-based physics loss.</w:t>
+        <w:t>: test RMSE WC = 0.0022 vs 0.0024 (−8%), test RMSE Oil = 0.0054 vs 0.0055 (−2%), with matching MAE improvements. Both models achieve test R² = 0.9999 (WC) and 0.9995 (oil). The PINN's advantage stems from water-cut monotonicity constraints (dWC/dt ≥ 0, $\lambda_{\max} = 5 \times 10^{-3}$) enforced via domain-wide collocation over the full (t, T_start) space, constraining model behaviour for polymer start times not represented in training. A field-level material balance assessment showed $Q_{\text{inj}}/[Q_{\text{oil}}/(1-\text{WC})] \approx 10.5$ for this open-boundary CMG STARS model, confirming infeasibility of direct mass conservation constraints. Oil-rate monotonicity was excluded as production rises during active polymer injection (improved sweep efficiency), making dQoil/dt ≤ 0 physically incorrect for this dataset.</w:t>
       </w:r>
     </w:p>
     <w:p>
@@ -4080,7 +4808,7 @@
           <w:rFonts w:ascii="Times New Roman" w:hAnsi="Times New Roman"/>
           <w:sz w:val="22"/>
         </w:rPr>
-        <w:t>: partitioning by simulation scenario — so that test cases share no time steps with training — is more demanding than a temporal split and directly measures the model's ability to predict production under unseen injection strategies, following SPE-218863-MS methodology.</w:t>
+        <w:t>: partitioning by simulation scenario — so that test cases (5 unseen strategies out of 53) share no time steps with training — is more demanding than a temporal split and directly measures the model's ability to predict production under completely new injection strategies, following SPE-218863-MS methodology.</w:t>
       </w:r>
     </w:p>
     <w:p>

--- a/paper_pinn_polymer_flood.docx
+++ b/paper_pinn_polymer_flood.docx
@@ -398,51 +398,76 @@
     </w:p>
     <w:p>
       <w:pPr>
-        <w:spacing w:before="80" w:after="80"/>
+        <w:spacing w:before="120" w:after="80"/>
+        <w:jc w:val="center"/>
+      </w:pPr>
+      <w:r>
+        <w:drawing>
+          <wp:inline xmlns:a="http://schemas.openxmlformats.org/drawingml/2006/main" xmlns:pic="http://schemas.openxmlformats.org/drawingml/2006/picture">
+            <wp:extent cx="5486400" cy="10065380"/>
+            <wp:docPr id="1" name="Picture 1"/>
+            <wp:cNvGraphicFramePr>
+              <a:graphicFrameLocks noChangeAspect="1"/>
+            </wp:cNvGraphicFramePr>
+            <a:graphic>
+              <a:graphicData uri="http://schemas.openxmlformats.org/drawingml/2006/picture">
+                <pic:pic>
+                  <pic:nvPicPr>
+                    <pic:cNvPr id="0" name="fig9_voronoi.png"/>
+                    <pic:cNvPicPr/>
+                  </pic:nvPicPr>
+                  <pic:blipFill>
+                    <a:blip r:embed="rId9"/>
+                    <a:stretch>
+                      <a:fillRect/>
+                    </a:stretch>
+                  </pic:blipFill>
+                  <pic:spPr>
+                    <a:xfrm>
+                      <a:off x="0" y="0"/>
+                      <a:ext cx="5486400" cy="10065380"/>
+                    </a:xfrm>
+                    <a:prstGeom prst="rect"/>
+                  </pic:spPr>
+                </pic:pic>
+              </a:graphicData>
+            </a:graphic>
+          </wp:inline>
+        </w:drawing>
+      </w:r>
+    </w:p>
+    <w:p>
+      <w:pPr>
+        <w:spacing w:before="40" w:after="160"/>
         <w:ind w:left="576" w:right="576"/>
-        <w:pBdr>
-          <w:left w:val="single" w:sz="6" w:space="12" w:color="2980B9"/>
-        </w:pBdr>
+        <w:jc w:val="center"/>
       </w:pPr>
       <w:r>
         <w:rPr>
           <w:rFonts w:ascii="Times New Roman" w:hAnsi="Times New Roman"/>
+          <w:i/>
           <w:color w:val="3C3C3C"/>
-          <w:sz w:val="20"/>
+          <w:sz w:val="18"/>
         </w:rPr>
       </w:r>
       <w:r>
         <w:rPr>
           <w:rFonts w:ascii="Times New Roman" w:hAnsi="Times New Roman"/>
           <w:b/>
+          <w:i/>
           <w:color w:val="3C3C3C"/>
-          <w:sz w:val="20"/>
+          <w:sz w:val="18"/>
         </w:rPr>
         <w:t>Figure 2</w:t>
       </w:r>
       <w:r>
         <w:rPr>
           <w:rFonts w:ascii="Times New Roman" w:hAnsi="Times New Roman"/>
-          <w:color w:val="3C3C3C"/>
-          <w:sz w:val="20"/>
-        </w:rPr>
-        <w:t xml:space="preserve"> — Voronoi-diagram model for the Pelican Lake HP-6 polymer flood pilot. Five Voronoi drainage regions correspond to the five horizontal wells (P1–I1–P2–I2–P3). Blue regions: producers; red-hatched regions: injectors. Dashed lines show Voronoi boundaries at inter-well midpoints; arrows show inter-region transmissibility connections $T_{i,j}$. Well length: 1,400 m; well spacing: 175 m. </w:t>
-      </w:r>
-      <w:r>
-        <w:rPr>
-          <w:rFonts w:ascii="Times New Roman" w:hAnsi="Times New Roman"/>
           <w:i/>
           <w:color w:val="3C3C3C"/>
-          <w:sz w:val="20"/>
+          <w:sz w:val="18"/>
         </w:rPr>
-        <w:t>(fig9_voronoi.png)</w:t>
-      </w:r>
-      <w:r>
-        <w:rPr>
-          <w:rFonts w:ascii="Times New Roman" w:hAnsi="Times New Roman"/>
-          <w:color w:val="3C3C3C"/>
-          <w:sz w:val="20"/>
-        </w:rPr>
+        <w:t xml:space="preserve"> — Voronoi-diagram model for the Pelican Lake HP-6 polymer flood pilot. Five Voronoi drainage regions correspond to the five horizontal wells (P1–I1–P2–I2–P3). Blue regions: producers; red-hatched regions: injectors. Dashed lines show Voronoi boundaries at inter-well midpoints; arrows show inter-region transmissibility connections $T_{i,j}$. Well length: 1,400 m; well spacing: 175 m</w:t>
       </w:r>
     </w:p>
     <w:p>
@@ -579,51 +604,76 @@
     </w:p>
     <w:p>
       <w:pPr>
-        <w:spacing w:before="80" w:after="80"/>
+        <w:spacing w:before="120" w:after="80"/>
+        <w:jc w:val="center"/>
+      </w:pPr>
+      <w:r>
+        <w:drawing>
+          <wp:inline xmlns:a="http://schemas.openxmlformats.org/drawingml/2006/main" xmlns:pic="http://schemas.openxmlformats.org/drawingml/2006/picture">
+            <wp:extent cx="5486400" cy="8824823"/>
+            <wp:docPr id="2" name="Picture 2"/>
+            <wp:cNvGraphicFramePr>
+              <a:graphicFrameLocks noChangeAspect="1"/>
+            </wp:cNvGraphicFramePr>
+            <a:graphic>
+              <a:graphicData uri="http://schemas.openxmlformats.org/drawingml/2006/picture">
+                <pic:pic>
+                  <pic:nvPicPr>
+                    <pic:cNvPr id="0" name="fig11_network_arch.png"/>
+                    <pic:cNvPicPr/>
+                  </pic:nvPicPr>
+                  <pic:blipFill>
+                    <a:blip r:embed="rId10"/>
+                    <a:stretch>
+                      <a:fillRect/>
+                    </a:stretch>
+                  </pic:blipFill>
+                  <pic:spPr>
+                    <a:xfrm>
+                      <a:off x="0" y="0"/>
+                      <a:ext cx="5486400" cy="8824823"/>
+                    </a:xfrm>
+                    <a:prstGeom prst="rect"/>
+                  </pic:spPr>
+                </pic:pic>
+              </a:graphicData>
+            </a:graphic>
+          </wp:inline>
+        </w:drawing>
+      </w:r>
+    </w:p>
+    <w:p>
+      <w:pPr>
+        <w:spacing w:before="40" w:after="160"/>
         <w:ind w:left="576" w:right="576"/>
-        <w:pBdr>
-          <w:left w:val="single" w:sz="6" w:space="12" w:color="2980B9"/>
-        </w:pBdr>
+        <w:jc w:val="center"/>
       </w:pPr>
       <w:r>
         <w:rPr>
           <w:rFonts w:ascii="Times New Roman" w:hAnsi="Times New Roman"/>
+          <w:i/>
           <w:color w:val="3C3C3C"/>
-          <w:sz w:val="20"/>
+          <w:sz w:val="18"/>
         </w:rPr>
       </w:r>
       <w:r>
         <w:rPr>
           <w:rFonts w:ascii="Times New Roman" w:hAnsi="Times New Roman"/>
           <w:b/>
+          <w:i/>
           <w:color w:val="3C3C3C"/>
-          <w:sz w:val="20"/>
+          <w:sz w:val="18"/>
         </w:rPr>
         <w:t>Figure 3</w:t>
       </w:r>
       <w:r>
         <w:rPr>
           <w:rFonts w:ascii="Times New Roman" w:hAnsi="Times New Roman"/>
-          <w:color w:val="3C3C3C"/>
-          <w:sz w:val="20"/>
-        </w:rPr>
-        <w:t xml:space="preserve"> — Architecture of the fully-connected neural network used in both the NN baseline and the PINN surrogate. Input: three features (normalised time, polymer start day, total injection rate). Three hidden layers of 64 neurons with Tanh activation. Output: two values (WC, normalised oil rate) through Sigmoid activation. Dimension annotations show input/output sizes at each layer. </w:t>
-      </w:r>
-      <w:r>
-        <w:rPr>
-          <w:rFonts w:ascii="Times New Roman" w:hAnsi="Times New Roman"/>
           <w:i/>
           <w:color w:val="3C3C3C"/>
-          <w:sz w:val="20"/>
+          <w:sz w:val="18"/>
         </w:rPr>
-        <w:t>(fig11_network_arch.png)</w:t>
-      </w:r>
-      <w:r>
-        <w:rPr>
-          <w:rFonts w:ascii="Times New Roman" w:hAnsi="Times New Roman"/>
-          <w:color w:val="3C3C3C"/>
-          <w:sz w:val="20"/>
-        </w:rPr>
+        <w:t xml:space="preserve"> — Architecture of the fully-connected neural network used in both the NN baseline and the PINN surrogate. Input: three features (normalised time, polymer start day, total injection rate). Three hidden layers of 64 neurons with Tanh activation. Output: two values (WC, normalised oil rate) through Sigmoid activation. Dimension annotations show input/output sizes at each layer</w:t>
       </w:r>
     </w:p>
     <w:p>
@@ -842,51 +892,76 @@
     </w:p>
     <w:p>
       <w:pPr>
-        <w:spacing w:before="80" w:after="80"/>
+        <w:spacing w:before="120" w:after="80"/>
+        <w:jc w:val="center"/>
+      </w:pPr>
+      <w:r>
+        <w:drawing>
+          <wp:inline xmlns:a="http://schemas.openxmlformats.org/drawingml/2006/main" xmlns:pic="http://schemas.openxmlformats.org/drawingml/2006/picture">
+            <wp:extent cx="5486400" cy="2249978"/>
+            <wp:docPr id="3" name="Picture 3"/>
+            <wp:cNvGraphicFramePr>
+              <a:graphicFrameLocks noChangeAspect="1"/>
+            </wp:cNvGraphicFramePr>
+            <a:graphic>
+              <a:graphicData uri="http://schemas.openxmlformats.org/drawingml/2006/picture">
+                <pic:pic>
+                  <pic:nvPicPr>
+                    <pic:cNvPr id="0" name="fig10_pinn_structure.png"/>
+                    <pic:cNvPicPr/>
+                  </pic:nvPicPr>
+                  <pic:blipFill>
+                    <a:blip r:embed="rId11"/>
+                    <a:stretch>
+                      <a:fillRect/>
+                    </a:stretch>
+                  </pic:blipFill>
+                  <pic:spPr>
+                    <a:xfrm>
+                      <a:off x="0" y="0"/>
+                      <a:ext cx="5486400" cy="2249978"/>
+                    </a:xfrm>
+                    <a:prstGeom prst="rect"/>
+                  </pic:spPr>
+                </pic:pic>
+              </a:graphicData>
+            </a:graphic>
+          </wp:inline>
+        </w:drawing>
+      </w:r>
+    </w:p>
+    <w:p>
+      <w:pPr>
+        <w:spacing w:before="40" w:after="160"/>
         <w:ind w:left="576" w:right="576"/>
-        <w:pBdr>
-          <w:left w:val="single" w:sz="6" w:space="12" w:color="2980B9"/>
-        </w:pBdr>
+        <w:jc w:val="center"/>
       </w:pPr>
       <w:r>
         <w:rPr>
           <w:rFonts w:ascii="Times New Roman" w:hAnsi="Times New Roman"/>
+          <w:i/>
           <w:color w:val="3C3C3C"/>
-          <w:sz w:val="20"/>
+          <w:sz w:val="18"/>
         </w:rPr>
       </w:r>
       <w:r>
         <w:rPr>
           <w:rFonts w:ascii="Times New Roman" w:hAnsi="Times New Roman"/>
           <w:b/>
+          <w:i/>
           <w:color w:val="3C3C3C"/>
-          <w:sz w:val="20"/>
+          <w:sz w:val="18"/>
         </w:rPr>
         <w:t>Figure 4</w:t>
       </w:r>
       <w:r>
         <w:rPr>
           <w:rFonts w:ascii="Times New Roman" w:hAnsi="Times New Roman"/>
-          <w:color w:val="3C3C3C"/>
-          <w:sz w:val="20"/>
-        </w:rPr>
-        <w:t xml:space="preserve"> — Structure of the proposed PINN model. Left: neural network with input layer (t, T_start, Q_inj), three hidden layers (shown as circles), and output layer (WC, Q_oil). Right: Data Loss box (blue) — MSE between predicted and CMG STARS production rates; Physics Loss box (orange) — monotonicity residuals $\mathcal{L}_P$ with curriculum weight λ(t). </w:t>
-      </w:r>
-      <w:r>
-        <w:rPr>
-          <w:rFonts w:ascii="Times New Roman" w:hAnsi="Times New Roman"/>
           <w:i/>
           <w:color w:val="3C3C3C"/>
-          <w:sz w:val="20"/>
+          <w:sz w:val="18"/>
         </w:rPr>
-        <w:t>(fig10_pinn_structure.png)</w:t>
-      </w:r>
-      <w:r>
-        <w:rPr>
-          <w:rFonts w:ascii="Times New Roman" w:hAnsi="Times New Roman"/>
-          <w:color w:val="3C3C3C"/>
-          <w:sz w:val="20"/>
-        </w:rPr>
+        <w:t xml:space="preserve"> — Structure of the proposed PINN model. Left: neural network with input layer (t, T_start, Q_inj), three hidden layers (shown as circles), and output layer (WC, Q_oil). Right: Data Loss box (blue) — MSE between predicted and CMG STARS production rates; Physics Loss box (orange) — monotonicity residuals $\mathcal{L}_P$ with curriculum weight λ(t)</w:t>
       </w:r>
     </w:p>
     <w:p>
@@ -1255,51 +1330,76 @@
     </w:p>
     <w:p>
       <w:pPr>
-        <w:spacing w:before="80" w:after="80"/>
+        <w:spacing w:before="120" w:after="80"/>
+        <w:jc w:val="center"/>
+      </w:pPr>
+      <w:r>
+        <w:drawing>
+          <wp:inline xmlns:a="http://schemas.openxmlformats.org/drawingml/2006/main" xmlns:pic="http://schemas.openxmlformats.org/drawingml/2006/picture">
+            <wp:extent cx="5486400" cy="2147082"/>
+            <wp:docPr id="4" name="Picture 4"/>
+            <wp:cNvGraphicFramePr>
+              <a:graphicFrameLocks noChangeAspect="1"/>
+            </wp:cNvGraphicFramePr>
+            <a:graphic>
+              <a:graphicData uri="http://schemas.openxmlformats.org/drawingml/2006/picture">
+                <pic:pic>
+                  <pic:nvPicPr>
+                    <pic:cNvPr id="0" name="fig1_loss_curves.png"/>
+                    <pic:cNvPicPr/>
+                  </pic:nvPicPr>
+                  <pic:blipFill>
+                    <a:blip r:embed="rId12"/>
+                    <a:stretch>
+                      <a:fillRect/>
+                    </a:stretch>
+                  </pic:blipFill>
+                  <pic:spPr>
+                    <a:xfrm>
+                      <a:off x="0" y="0"/>
+                      <a:ext cx="5486400" cy="2147082"/>
+                    </a:xfrm>
+                    <a:prstGeom prst="rect"/>
+                  </pic:spPr>
+                </pic:pic>
+              </a:graphicData>
+            </a:graphic>
+          </wp:inline>
+        </w:drawing>
+      </w:r>
+    </w:p>
+    <w:p>
+      <w:pPr>
+        <w:spacing w:before="40" w:after="160"/>
         <w:ind w:left="576" w:right="576"/>
-        <w:pBdr>
-          <w:left w:val="single" w:sz="6" w:space="12" w:color="2980B9"/>
-        </w:pBdr>
+        <w:jc w:val="center"/>
       </w:pPr>
       <w:r>
         <w:rPr>
           <w:rFonts w:ascii="Times New Roman" w:hAnsi="Times New Roman"/>
+          <w:i/>
           <w:color w:val="3C3C3C"/>
-          <w:sz w:val="20"/>
+          <w:sz w:val="18"/>
         </w:rPr>
       </w:r>
       <w:r>
         <w:rPr>
           <w:rFonts w:ascii="Times New Roman" w:hAnsi="Times New Roman"/>
           <w:b/>
+          <w:i/>
           <w:color w:val="3C3C3C"/>
-          <w:sz w:val="20"/>
+          <w:sz w:val="18"/>
         </w:rPr>
         <w:t>Figure 5</w:t>
       </w:r>
       <w:r>
         <w:rPr>
           <w:rFonts w:ascii="Times New Roman" w:hAnsi="Times New Roman"/>
-          <w:color w:val="3C3C3C"/>
-          <w:sz w:val="20"/>
-        </w:rPr>
-        <w:t xml:space="preserve"> — Training and validation loss curves for the pure NN (left) and PINN (right) over 600 epochs (log scale). Blue: training loss; red: validation loss. The PINN shows a smaller train-validation gap, confirming improved generalisation through physics regularisation. </w:t>
-      </w:r>
-      <w:r>
-        <w:rPr>
-          <w:rFonts w:ascii="Times New Roman" w:hAnsi="Times New Roman"/>
           <w:i/>
           <w:color w:val="3C3C3C"/>
-          <w:sz w:val="20"/>
+          <w:sz w:val="18"/>
         </w:rPr>
-        <w:t>(fig1_loss_curves.png)</w:t>
-      </w:r>
-      <w:r>
-        <w:rPr>
-          <w:rFonts w:ascii="Times New Roman" w:hAnsi="Times New Roman"/>
-          <w:color w:val="3C3C3C"/>
-          <w:sz w:val="20"/>
-        </w:rPr>
+        <w:t xml:space="preserve"> — Training and validation loss curves for the pure NN (left) and PINN (right) over 600 epochs (log scale). Blue: training loss; red: validation loss. The PINN shows a smaller train-validation gap, confirming improved generalisation through physics regularisation</w:t>
       </w:r>
     </w:p>
     <w:p>
@@ -1853,51 +1953,76 @@
     </w:p>
     <w:p>
       <w:pPr>
-        <w:spacing w:before="80" w:after="80"/>
+        <w:spacing w:before="120" w:after="80"/>
+        <w:jc w:val="center"/>
+      </w:pPr>
+      <w:r>
+        <w:drawing>
+          <wp:inline xmlns:a="http://schemas.openxmlformats.org/drawingml/2006/main" xmlns:pic="http://schemas.openxmlformats.org/drawingml/2006/picture">
+            <wp:extent cx="5486400" cy="3111690"/>
+            <wp:docPr id="5" name="Picture 5"/>
+            <wp:cNvGraphicFramePr>
+              <a:graphicFrameLocks noChangeAspect="1"/>
+            </wp:cNvGraphicFramePr>
+            <a:graphic>
+              <a:graphicData uri="http://schemas.openxmlformats.org/drawingml/2006/picture">
+                <pic:pic>
+                  <pic:nvPicPr>
+                    <pic:cNvPr id="0" name="fig2_wc_forecast.png"/>
+                    <pic:cNvPicPr/>
+                  </pic:nvPicPr>
+                  <pic:blipFill>
+                    <a:blip r:embed="rId13"/>
+                    <a:stretch>
+                      <a:fillRect/>
+                    </a:stretch>
+                  </pic:blipFill>
+                  <pic:spPr>
+                    <a:xfrm>
+                      <a:off x="0" y="0"/>
+                      <a:ext cx="5486400" cy="3111690"/>
+                    </a:xfrm>
+                    <a:prstGeom prst="rect"/>
+                  </pic:spPr>
+                </pic:pic>
+              </a:graphicData>
+            </a:graphic>
+          </wp:inline>
+        </w:drawing>
+      </w:r>
+    </w:p>
+    <w:p>
+      <w:pPr>
+        <w:spacing w:before="40" w:after="160"/>
         <w:ind w:left="576" w:right="576"/>
-        <w:pBdr>
-          <w:left w:val="single" w:sz="6" w:space="12" w:color="2980B9"/>
-        </w:pBdr>
+        <w:jc w:val="center"/>
       </w:pPr>
       <w:r>
         <w:rPr>
           <w:rFonts w:ascii="Times New Roman" w:hAnsi="Times New Roman"/>
+          <w:i/>
           <w:color w:val="3C3C3C"/>
-          <w:sz w:val="20"/>
+          <w:sz w:val="18"/>
         </w:rPr>
       </w:r>
       <w:r>
         <w:rPr>
           <w:rFonts w:ascii="Times New Roman" w:hAnsi="Times New Roman"/>
           <w:b/>
+          <w:i/>
           <w:color w:val="3C3C3C"/>
-          <w:sz w:val="20"/>
+          <w:sz w:val="18"/>
         </w:rPr>
         <w:t>Figure 6</w:t>
       </w:r>
       <w:r>
         <w:rPr>
           <w:rFonts w:ascii="Times New Roman" w:hAnsi="Times New Roman"/>
-          <w:color w:val="3C3C3C"/>
-          <w:sz w:val="20"/>
-        </w:rPr>
-        <w:t xml:space="preserve"> — Water cut predictions for four unseen test cases. Solid line: CMG STARS; dashed line: pure NN; dotted line: PINN. Green dot-dash: polymer injection start day for each scenario. R² values annotated per case. </w:t>
-      </w:r>
-      <w:r>
-        <w:rPr>
-          <w:rFonts w:ascii="Times New Roman" w:hAnsi="Times New Roman"/>
           <w:i/>
           <w:color w:val="3C3C3C"/>
-          <w:sz w:val="20"/>
+          <w:sz w:val="18"/>
         </w:rPr>
-        <w:t>(fig2_wc_forecast.png)</w:t>
-      </w:r>
-      <w:r>
-        <w:rPr>
-          <w:rFonts w:ascii="Times New Roman" w:hAnsi="Times New Roman"/>
-          <w:color w:val="3C3C3C"/>
-          <w:sz w:val="20"/>
-        </w:rPr>
+        <w:t xml:space="preserve"> — Water cut predictions for four unseen test cases. Solid line: CMG STARS; dashed line: pure NN; dotted line: PINN. Green dot-dash: polymer injection start day for each scenario. R² values annotated per case</w:t>
       </w:r>
     </w:p>
     <w:p>
@@ -1928,51 +2053,76 @@
     </w:p>
     <w:p>
       <w:pPr>
-        <w:spacing w:before="80" w:after="80"/>
+        <w:spacing w:before="120" w:after="80"/>
+        <w:jc w:val="center"/>
+      </w:pPr>
+      <w:r>
+        <w:drawing>
+          <wp:inline xmlns:a="http://schemas.openxmlformats.org/drawingml/2006/main" xmlns:pic="http://schemas.openxmlformats.org/drawingml/2006/picture">
+            <wp:extent cx="5486400" cy="3111690"/>
+            <wp:docPr id="6" name="Picture 6"/>
+            <wp:cNvGraphicFramePr>
+              <a:graphicFrameLocks noChangeAspect="1"/>
+            </wp:cNvGraphicFramePr>
+            <a:graphic>
+              <a:graphicData uri="http://schemas.openxmlformats.org/drawingml/2006/picture">
+                <pic:pic>
+                  <pic:nvPicPr>
+                    <pic:cNvPr id="0" name="fig3_oil_forecast.png"/>
+                    <pic:cNvPicPr/>
+                  </pic:nvPicPr>
+                  <pic:blipFill>
+                    <a:blip r:embed="rId14"/>
+                    <a:stretch>
+                      <a:fillRect/>
+                    </a:stretch>
+                  </pic:blipFill>
+                  <pic:spPr>
+                    <a:xfrm>
+                      <a:off x="0" y="0"/>
+                      <a:ext cx="5486400" cy="3111690"/>
+                    </a:xfrm>
+                    <a:prstGeom prst="rect"/>
+                  </pic:spPr>
+                </pic:pic>
+              </a:graphicData>
+            </a:graphic>
+          </wp:inline>
+        </w:drawing>
+      </w:r>
+    </w:p>
+    <w:p>
+      <w:pPr>
+        <w:spacing w:before="40" w:after="160"/>
         <w:ind w:left="576" w:right="576"/>
-        <w:pBdr>
-          <w:left w:val="single" w:sz="6" w:space="12" w:color="2980B9"/>
-        </w:pBdr>
+        <w:jc w:val="center"/>
       </w:pPr>
       <w:r>
         <w:rPr>
           <w:rFonts w:ascii="Times New Roman" w:hAnsi="Times New Roman"/>
+          <w:i/>
           <w:color w:val="3C3C3C"/>
-          <w:sz w:val="20"/>
+          <w:sz w:val="18"/>
         </w:rPr>
       </w:r>
       <w:r>
         <w:rPr>
           <w:rFonts w:ascii="Times New Roman" w:hAnsi="Times New Roman"/>
           <w:b/>
+          <w:i/>
           <w:color w:val="3C3C3C"/>
-          <w:sz w:val="20"/>
+          <w:sz w:val="18"/>
         </w:rPr>
         <w:t>Figure 7</w:t>
       </w:r>
       <w:r>
         <w:rPr>
           <w:rFonts w:ascii="Times New Roman" w:hAnsi="Times New Roman"/>
-          <w:color w:val="3C3C3C"/>
-          <w:sz w:val="20"/>
-        </w:rPr>
-        <w:t xml:space="preserve"> — Oil production rate (bbl/day) predictions for four unseen test cases. Format as Figure 6. PINN correctly enforces monotonic oil decline; the pure NN may show physically inconsistent rate increases on out-of-distribution cases. </w:t>
-      </w:r>
-      <w:r>
-        <w:rPr>
-          <w:rFonts w:ascii="Times New Roman" w:hAnsi="Times New Roman"/>
           <w:i/>
           <w:color w:val="3C3C3C"/>
-          <w:sz w:val="20"/>
+          <w:sz w:val="18"/>
         </w:rPr>
-        <w:t>(fig3_oil_forecast.png)</w:t>
-      </w:r>
-      <w:r>
-        <w:rPr>
-          <w:rFonts w:ascii="Times New Roman" w:hAnsi="Times New Roman"/>
-          <w:color w:val="3C3C3C"/>
-          <w:sz w:val="20"/>
-        </w:rPr>
+        <w:t xml:space="preserve"> — Oil production rate (bbl/day) predictions for four unseen test cases. Format as Figure 6. PINN correctly enforces monotonic oil decline; the pure NN may show physically inconsistent rate increases on out-of-distribution cases</w:t>
       </w:r>
     </w:p>
     <w:p>
@@ -3980,51 +4130,76 @@
     </w:p>
     <w:p>
       <w:pPr>
-        <w:spacing w:before="80" w:after="80"/>
+        <w:spacing w:before="120" w:after="80"/>
+        <w:jc w:val="center"/>
+      </w:pPr>
+      <w:r>
+        <w:drawing>
+          <wp:inline xmlns:a="http://schemas.openxmlformats.org/drawingml/2006/main" xmlns:pic="http://schemas.openxmlformats.org/drawingml/2006/picture">
+            <wp:extent cx="5486400" cy="2005357"/>
+            <wp:docPr id="7" name="Picture 7"/>
+            <wp:cNvGraphicFramePr>
+              <a:graphicFrameLocks noChangeAspect="1"/>
+            </wp:cNvGraphicFramePr>
+            <a:graphic>
+              <a:graphicData uri="http://schemas.openxmlformats.org/drawingml/2006/picture">
+                <pic:pic>
+                  <pic:nvPicPr>
+                    <pic:cNvPr id="0" name="fig4_metrics.png"/>
+                    <pic:cNvPicPr/>
+                  </pic:nvPicPr>
+                  <pic:blipFill>
+                    <a:blip r:embed="rId15"/>
+                    <a:stretch>
+                      <a:fillRect/>
+                    </a:stretch>
+                  </pic:blipFill>
+                  <pic:spPr>
+                    <a:xfrm>
+                      <a:off x="0" y="0"/>
+                      <a:ext cx="5486400" cy="2005357"/>
+                    </a:xfrm>
+                    <a:prstGeom prst="rect"/>
+                  </pic:spPr>
+                </pic:pic>
+              </a:graphicData>
+            </a:graphic>
+          </wp:inline>
+        </w:drawing>
+      </w:r>
+    </w:p>
+    <w:p>
+      <w:pPr>
+        <w:spacing w:before="40" w:after="160"/>
         <w:ind w:left="576" w:right="576"/>
-        <w:pBdr>
-          <w:left w:val="single" w:sz="6" w:space="12" w:color="2980B9"/>
-        </w:pBdr>
+        <w:jc w:val="center"/>
       </w:pPr>
       <w:r>
         <w:rPr>
           <w:rFonts w:ascii="Times New Roman" w:hAnsi="Times New Roman"/>
+          <w:i/>
           <w:color w:val="3C3C3C"/>
-          <w:sz w:val="20"/>
+          <w:sz w:val="18"/>
         </w:rPr>
       </w:r>
       <w:r>
         <w:rPr>
           <w:rFonts w:ascii="Times New Roman" w:hAnsi="Times New Roman"/>
           <w:b/>
+          <w:i/>
           <w:color w:val="3C3C3C"/>
-          <w:sz w:val="20"/>
+          <w:sz w:val="18"/>
         </w:rPr>
         <w:t>Figure 8</w:t>
       </w:r>
       <w:r>
         <w:rPr>
           <w:rFonts w:ascii="Times New Roman" w:hAnsi="Times New Roman"/>
-          <w:color w:val="3C3C3C"/>
-          <w:sz w:val="20"/>
-        </w:rPr>
-        <w:t xml:space="preserve"> — Comparison of goodness-of-fit metrics (R², NSE) for NN and PINN across train, validation, and test sets (case-based split). Three bars per metric: blue = train, green = validation, orange = test. A small train-to-test gap indicates good generalisation. </w:t>
-      </w:r>
-      <w:r>
-        <w:rPr>
-          <w:rFonts w:ascii="Times New Roman" w:hAnsi="Times New Roman"/>
           <w:i/>
           <w:color w:val="3C3C3C"/>
-          <w:sz w:val="20"/>
+          <w:sz w:val="18"/>
         </w:rPr>
-        <w:t>(fig4_metrics.png)</w:t>
-      </w:r>
-      <w:r>
-        <w:rPr>
-          <w:rFonts w:ascii="Times New Roman" w:hAnsi="Times New Roman"/>
-          <w:color w:val="3C3C3C"/>
-          <w:sz w:val="20"/>
-        </w:rPr>
+        <w:t xml:space="preserve"> — Comparison of goodness-of-fit metrics (R², NSE) for NN and PINN across train, validation, and test sets (case-based split). Three bars per metric: blue = train, green = validation, orange = test. A small train-to-test gap indicates good generalisation</w:t>
       </w:r>
     </w:p>
     <w:p>
@@ -4041,51 +4216,76 @@
     </w:p>
     <w:p>
       <w:pPr>
-        <w:spacing w:before="80" w:after="80"/>
+        <w:spacing w:before="120" w:after="80"/>
+        <w:jc w:val="center"/>
+      </w:pPr>
+      <w:r>
+        <w:drawing>
+          <wp:inline xmlns:a="http://schemas.openxmlformats.org/drawingml/2006/main" xmlns:pic="http://schemas.openxmlformats.org/drawingml/2006/picture">
+            <wp:extent cx="5486400" cy="2341145"/>
+            <wp:docPr id="8" name="Picture 8"/>
+            <wp:cNvGraphicFramePr>
+              <a:graphicFrameLocks noChangeAspect="1"/>
+            </wp:cNvGraphicFramePr>
+            <a:graphic>
+              <a:graphicData uri="http://schemas.openxmlformats.org/drawingml/2006/picture">
+                <pic:pic>
+                  <pic:nvPicPr>
+                    <pic:cNvPr id="0" name="fig5_scatter.png"/>
+                    <pic:cNvPicPr/>
+                  </pic:nvPicPr>
+                  <pic:blipFill>
+                    <a:blip r:embed="rId16"/>
+                    <a:stretch>
+                      <a:fillRect/>
+                    </a:stretch>
+                  </pic:blipFill>
+                  <pic:spPr>
+                    <a:xfrm>
+                      <a:off x="0" y="0"/>
+                      <a:ext cx="5486400" cy="2341145"/>
+                    </a:xfrm>
+                    <a:prstGeom prst="rect"/>
+                  </pic:spPr>
+                </pic:pic>
+              </a:graphicData>
+            </a:graphic>
+          </wp:inline>
+        </w:drawing>
+      </w:r>
+    </w:p>
+    <w:p>
+      <w:pPr>
+        <w:spacing w:before="40" w:after="160"/>
         <w:ind w:left="576" w:right="576"/>
-        <w:pBdr>
-          <w:left w:val="single" w:sz="6" w:space="12" w:color="2980B9"/>
-        </w:pBdr>
+        <w:jc w:val="center"/>
       </w:pPr>
       <w:r>
         <w:rPr>
           <w:rFonts w:ascii="Times New Roman" w:hAnsi="Times New Roman"/>
+          <w:i/>
           <w:color w:val="3C3C3C"/>
-          <w:sz w:val="20"/>
+          <w:sz w:val="18"/>
         </w:rPr>
       </w:r>
       <w:r>
         <w:rPr>
           <w:rFonts w:ascii="Times New Roman" w:hAnsi="Times New Roman"/>
           <w:b/>
+          <w:i/>
           <w:color w:val="3C3C3C"/>
-          <w:sz w:val="20"/>
+          <w:sz w:val="18"/>
         </w:rPr>
         <w:t>Figure 9</w:t>
       </w:r>
       <w:r>
         <w:rPr>
           <w:rFonts w:ascii="Times New Roman" w:hAnsi="Times New Roman"/>
-          <w:color w:val="3C3C3C"/>
-          <w:sz w:val="20"/>
-        </w:rPr>
-        <w:t xml:space="preserve"> — Predicted vs. actual cumulative oil production per case (51 cases). Blue: training cases (36); green: validation cases (10); orange: test cases (5). Left: pure NN; right: PINN. Pearson r annotated for each partition. </w:t>
-      </w:r>
-      <w:r>
-        <w:rPr>
-          <w:rFonts w:ascii="Times New Roman" w:hAnsi="Times New Roman"/>
           <w:i/>
           <w:color w:val="3C3C3C"/>
-          <w:sz w:val="20"/>
+          <w:sz w:val="18"/>
         </w:rPr>
-        <w:t>(fig5_scatter.png)</w:t>
-      </w:r>
-      <w:r>
-        <w:rPr>
-          <w:rFonts w:ascii="Times New Roman" w:hAnsi="Times New Roman"/>
-          <w:color w:val="3C3C3C"/>
-          <w:sz w:val="20"/>
-        </w:rPr>
+        <w:t xml:space="preserve"> — Predicted vs. actual cumulative oil production per case (51 cases). Blue: training cases (36); green: validation cases (10); orange: test cases (5). Left: pure NN; right: PINN. Pearson r annotated for each partition</w:t>
       </w:r>
     </w:p>
     <w:p>
@@ -4129,51 +4329,76 @@
     </w:p>
     <w:p>
       <w:pPr>
-        <w:spacing w:before="80" w:after="80"/>
+        <w:spacing w:before="120" w:after="80"/>
+        <w:jc w:val="center"/>
+      </w:pPr>
+      <w:r>
+        <w:drawing>
+          <wp:inline xmlns:a="http://schemas.openxmlformats.org/drawingml/2006/main" xmlns:pic="http://schemas.openxmlformats.org/drawingml/2006/picture">
+            <wp:extent cx="5486400" cy="1949603"/>
+            <wp:docPr id="9" name="Picture 9"/>
+            <wp:cNvGraphicFramePr>
+              <a:graphicFrameLocks noChangeAspect="1"/>
+            </wp:cNvGraphicFramePr>
+            <a:graphic>
+              <a:graphicData uri="http://schemas.openxmlformats.org/drawingml/2006/picture">
+                <pic:pic>
+                  <pic:nvPicPr>
+                    <pic:cNvPr id="0" name="fig6_optimization.png"/>
+                    <pic:cNvPicPr/>
+                  </pic:nvPicPr>
+                  <pic:blipFill>
+                    <a:blip r:embed="rId17"/>
+                    <a:stretch>
+                      <a:fillRect/>
+                    </a:stretch>
+                  </pic:blipFill>
+                  <pic:spPr>
+                    <a:xfrm>
+                      <a:off x="0" y="0"/>
+                      <a:ext cx="5486400" cy="1949603"/>
+                    </a:xfrm>
+                    <a:prstGeom prst="rect"/>
+                  </pic:spPr>
+                </pic:pic>
+              </a:graphicData>
+            </a:graphic>
+          </wp:inline>
+        </w:drawing>
+      </w:r>
+    </w:p>
+    <w:p>
+      <w:pPr>
+        <w:spacing w:before="40" w:after="160"/>
         <w:ind w:left="576" w:right="576"/>
-        <w:pBdr>
-          <w:left w:val="single" w:sz="6" w:space="12" w:color="2980B9"/>
-        </w:pBdr>
+        <w:jc w:val="center"/>
       </w:pPr>
       <w:r>
         <w:rPr>
           <w:rFonts w:ascii="Times New Roman" w:hAnsi="Times New Roman"/>
+          <w:i/>
           <w:color w:val="3C3C3C"/>
-          <w:sz w:val="20"/>
+          <w:sz w:val="18"/>
         </w:rPr>
       </w:r>
       <w:r>
         <w:rPr>
           <w:rFonts w:ascii="Times New Roman" w:hAnsi="Times New Roman"/>
           <w:b/>
+          <w:i/>
           <w:color w:val="3C3C3C"/>
-          <w:sz w:val="20"/>
+          <w:sz w:val="18"/>
         </w:rPr>
         <w:t>Figure 10</w:t>
       </w:r>
       <w:r>
         <w:rPr>
           <w:rFonts w:ascii="Times New Roman" w:hAnsi="Times New Roman"/>
-          <w:color w:val="3C3C3C"/>
-          <w:sz w:val="20"/>
-        </w:rPr>
-        <w:t xml:space="preserve"> — Cumulative oil recovery (×10⁶ bbl·day) versus polymer injection start day for the NN (blue) and PINN (orange) surrogates. Stars mark the optimal start day (day 682 for both). Right panel: incremental recovery relative to immediate injection (day 0 baseline). </w:t>
-      </w:r>
-      <w:r>
-        <w:rPr>
-          <w:rFonts w:ascii="Times New Roman" w:hAnsi="Times New Roman"/>
           <w:i/>
           <w:color w:val="3C3C3C"/>
-          <w:sz w:val="20"/>
+          <w:sz w:val="18"/>
         </w:rPr>
-        <w:t>(fig6_optimization.png)</w:t>
-      </w:r>
-      <w:r>
-        <w:rPr>
-          <w:rFonts w:ascii="Times New Roman" w:hAnsi="Times New Roman"/>
-          <w:color w:val="3C3C3C"/>
-          <w:sz w:val="20"/>
-        </w:rPr>
+        <w:t xml:space="preserve"> — Cumulative oil recovery (×10⁶ bbl·day) versus polymer injection start day for the NN (blue) and PINN (orange) surrogates. Stars mark the optimal start day (day 682 for both). Right panel: incremental recovery relative to immediate injection (day 0 baseline)</w:t>
       </w:r>
     </w:p>
     <w:p>
@@ -4202,51 +4427,76 @@
     </w:p>
     <w:p>
       <w:pPr>
-        <w:spacing w:before="80" w:after="80"/>
+        <w:spacing w:before="120" w:after="80"/>
+        <w:jc w:val="center"/>
+      </w:pPr>
+      <w:r>
+        <w:drawing>
+          <wp:inline xmlns:a="http://schemas.openxmlformats.org/drawingml/2006/main" xmlns:pic="http://schemas.openxmlformats.org/drawingml/2006/picture">
+            <wp:extent cx="5486400" cy="2097239"/>
+            <wp:docPr id="10" name="Picture 10"/>
+            <wp:cNvGraphicFramePr>
+              <a:graphicFrameLocks noChangeAspect="1"/>
+            </wp:cNvGraphicFramePr>
+            <a:graphic>
+              <a:graphicData uri="http://schemas.openxmlformats.org/drawingml/2006/picture">
+                <pic:pic>
+                  <pic:nvPicPr>
+                    <pic:cNvPr id="0" name="fig7_bl_concentration.png"/>
+                    <pic:cNvPicPr/>
+                  </pic:nvPicPr>
+                  <pic:blipFill>
+                    <a:blip r:embed="rId18"/>
+                    <a:stretch>
+                      <a:fillRect/>
+                    </a:stretch>
+                  </pic:blipFill>
+                  <pic:spPr>
+                    <a:xfrm>
+                      <a:off x="0" y="0"/>
+                      <a:ext cx="5486400" cy="2097239"/>
+                    </a:xfrm>
+                    <a:prstGeom prst="rect"/>
+                  </pic:spPr>
+                </pic:pic>
+              </a:graphicData>
+            </a:graphic>
+          </wp:inline>
+        </w:drawing>
+      </w:r>
+    </w:p>
+    <w:p>
+      <w:pPr>
+        <w:spacing w:before="40" w:after="160"/>
         <w:ind w:left="576" w:right="576"/>
-        <w:pBdr>
-          <w:left w:val="single" w:sz="6" w:space="12" w:color="2980B9"/>
-        </w:pBdr>
+        <w:jc w:val="center"/>
       </w:pPr>
       <w:r>
         <w:rPr>
           <w:rFonts w:ascii="Times New Roman" w:hAnsi="Times New Roman"/>
+          <w:i/>
           <w:color w:val="3C3C3C"/>
-          <w:sz w:val="20"/>
+          <w:sz w:val="18"/>
         </w:rPr>
       </w:r>
       <w:r>
         <w:rPr>
           <w:rFonts w:ascii="Times New Roman" w:hAnsi="Times New Roman"/>
           <w:b/>
+          <w:i/>
           <w:color w:val="3C3C3C"/>
-          <w:sz w:val="20"/>
+          <w:sz w:val="18"/>
         </w:rPr>
         <w:t>Figure 11</w:t>
       </w:r>
       <w:r>
         <w:rPr>
           <w:rFonts w:ascii="Times New Roman" w:hAnsi="Times New Roman"/>
-          <w:color w:val="3C3C3C"/>
-          <w:sz w:val="20"/>
-        </w:rPr>
-        <w:t xml:space="preserve"> — Oil recovery factor correction $\phi(C_p) = \text{RF}(C_p)/\text{RF}(C_{p,\text{ref}})$ as a function of polymer concentration, derived from the Craig-Geffen-Morse Buckley-Leverett model for heavy oil ($M \gg 1$ regime). Reference: $C_{p,\text{ref}} = 1000$ ppm. Recovery increases monotonically with concentration due to improved mobility control. </w:t>
-      </w:r>
-      <w:r>
-        <w:rPr>
-          <w:rFonts w:ascii="Times New Roman" w:hAnsi="Times New Roman"/>
           <w:i/>
           <w:color w:val="3C3C3C"/>
-          <w:sz w:val="20"/>
+          <w:sz w:val="18"/>
         </w:rPr>
-        <w:t>(fig7_bl_concentration.png)</w:t>
-      </w:r>
-      <w:r>
-        <w:rPr>
-          <w:rFonts w:ascii="Times New Roman" w:hAnsi="Times New Roman"/>
-          <w:color w:val="3C3C3C"/>
-          <w:sz w:val="20"/>
-        </w:rPr>
+        <w:t xml:space="preserve"> — Oil recovery factor correction $\phi(C_p) = \text{RF}(C_p)/\text{RF}(C_{p,\text{ref}})$ as a function of polymer concentration, derived from the Craig-Geffen-Morse Buckley-Leverett model for heavy oil ($M \gg 1$ regime). Reference: $C_{p,\text{ref}} = 1000$ ppm. Recovery increases monotonically with concentration due to improved mobility control</w:t>
       </w:r>
     </w:p>
     <w:p>
@@ -4379,51 +4629,76 @@
     </w:p>
     <w:p>
       <w:pPr>
-        <w:spacing w:before="80" w:after="80"/>
+        <w:spacing w:before="120" w:after="80"/>
+        <w:jc w:val="center"/>
+      </w:pPr>
+      <w:r>
+        <w:drawing>
+          <wp:inline xmlns:a="http://schemas.openxmlformats.org/drawingml/2006/main" xmlns:pic="http://schemas.openxmlformats.org/drawingml/2006/picture">
+            <wp:extent cx="5486400" cy="2204535"/>
+            <wp:docPr id="11" name="Picture 11"/>
+            <wp:cNvGraphicFramePr>
+              <a:graphicFrameLocks noChangeAspect="1"/>
+            </wp:cNvGraphicFramePr>
+            <a:graphic>
+              <a:graphicData uri="http://schemas.openxmlformats.org/drawingml/2006/picture">
+                <pic:pic>
+                  <pic:nvPicPr>
+                    <pic:cNvPr id="0" name="fig8_2d_optimization.png"/>
+                    <pic:cNvPicPr/>
+                  </pic:nvPicPr>
+                  <pic:blipFill>
+                    <a:blip r:embed="rId19"/>
+                    <a:stretch>
+                      <a:fillRect/>
+                    </a:stretch>
+                  </pic:blipFill>
+                  <pic:spPr>
+                    <a:xfrm>
+                      <a:off x="0" y="0"/>
+                      <a:ext cx="5486400" cy="2204535"/>
+                    </a:xfrm>
+                    <a:prstGeom prst="rect"/>
+                  </pic:spPr>
+                </pic:pic>
+              </a:graphicData>
+            </a:graphic>
+          </wp:inline>
+        </w:drawing>
+      </w:r>
+    </w:p>
+    <w:p>
+      <w:pPr>
+        <w:spacing w:before="40" w:after="160"/>
         <w:ind w:left="576" w:right="576"/>
-        <w:pBdr>
-          <w:left w:val="single" w:sz="6" w:space="12" w:color="2980B9"/>
-        </w:pBdr>
+        <w:jc w:val="center"/>
       </w:pPr>
       <w:r>
         <w:rPr>
           <w:rFonts w:ascii="Times New Roman" w:hAnsi="Times New Roman"/>
+          <w:i/>
           <w:color w:val="3C3C3C"/>
-          <w:sz w:val="20"/>
+          <w:sz w:val="18"/>
         </w:rPr>
       </w:r>
       <w:r>
         <w:rPr>
           <w:rFonts w:ascii="Times New Roman" w:hAnsi="Times New Roman"/>
           <w:b/>
+          <w:i/>
           <w:color w:val="3C3C3C"/>
-          <w:sz w:val="20"/>
+          <w:sz w:val="18"/>
         </w:rPr>
         <w:t>Figure 12</w:t>
       </w:r>
       <w:r>
         <w:rPr>
           <w:rFonts w:ascii="Times New Roman" w:hAnsi="Times New Roman"/>
-          <w:color w:val="3C3C3C"/>
-          <w:sz w:val="20"/>
-        </w:rPr>
-        <w:t xml:space="preserve"> — Joint 2D optimisation landscape: cumulative oil production (colour scale) as a function of polymer injection start day (x-axis) and polymer concentration (y-axis). Left: pure NN; right: PINN. Stars mark the global optimum (day 682, 2000 ppm). The PINN surface is smoother and has a more clearly defined optimum. </w:t>
-      </w:r>
-      <w:r>
-        <w:rPr>
-          <w:rFonts w:ascii="Times New Roman" w:hAnsi="Times New Roman"/>
           <w:i/>
           <w:color w:val="3C3C3C"/>
-          <w:sz w:val="20"/>
+          <w:sz w:val="18"/>
         </w:rPr>
-        <w:t>(fig8_2d_optimization.png)</w:t>
-      </w:r>
-      <w:r>
-        <w:rPr>
-          <w:rFonts w:ascii="Times New Roman" w:hAnsi="Times New Roman"/>
-          <w:color w:val="3C3C3C"/>
-          <w:sz w:val="20"/>
-        </w:rPr>
+        <w:t xml:space="preserve"> — Joint 2D optimisation landscape: cumulative oil production (colour scale) as a function of polymer injection start day (x-axis) and polymer concentration (y-axis). Left: pure NN; right: PINN. Stars mark the global optimum (day 682, 2000 ppm). The PINN surface is smoother and has a more clearly defined optimum</w:t>
       </w:r>
     </w:p>
     <w:p>

--- a/paper_pinn_polymer_flood.docx
+++ b/paper_pinn_polymer_flood.docx
@@ -1073,7 +1073,7 @@
           <w:rFonts w:ascii="Times New Roman" w:hAnsi="Times New Roman"/>
           <w:sz w:val="22"/>
         </w:rPr>
-        <w:t xml:space="preserve"> All 51 CMG STARS cases were simulated at a fixed reference polymer concentration $C_{p,\text{ref}} = 1000$ ppm. To extend optimisation to the concentration dimension, an analytical Buckley-Leverett (BL) correction factor is derived.</w:t>
+        <w:t xml:space="preserve"> All 53 CMG STARS cases were simulated at a fixed reference polymer concentration $C_{p,\text{ref}} = 1000$ ppm. To extend optimisation to the concentration dimension, an analytical Buckley-Leverett (BL) correction factor is derived.</w:t>
       </w:r>
     </w:p>
     <w:p>
@@ -1325,7 +1325,7 @@
           <w:rFonts w:ascii="Times New Roman" w:hAnsi="Times New Roman"/>
           <w:sz w:val="22"/>
         </w:rPr>
-        <w:t xml:space="preserve"> Figure 5 shows the training and validation losses for both models. The pure NN training loss decreases rapidly, but its validation loss stabilises at a higher value — the classic signature of overfitting. The PINN training loss decreases more slowly because it must simultaneously satisfy data fit and physics constraints. The smaller train-validation gap for the PINN confirms that the physics constraints act as an effective regulariser, consistent with Meng et al. (2024).</w:t>
+        <w:t xml:space="preserve"> Figure 5 shows the training and validation losses for both models. Both the NN and PINN converge to near-identical training and validation losses by epoch 600 (train ≈ val ≈ 2×10⁻⁵ for NN; train ≈ 1×10⁻⁵, val ≈ 2×10⁻⁵ for PINN), indicating good generalisation with no visible overfitting gap for either model. The PINN's slightly lower training loss at convergence reflects the additional physics gradient signal from the WC monotonicity constraint.</w:t>
       </w:r>
     </w:p>
     <w:p>
@@ -1399,7 +1399,7 @@
           <w:color w:val="3C3C3C"/>
           <w:sz w:val="18"/>
         </w:rPr>
-        <w:t xml:space="preserve"> — Training and validation loss curves for the pure NN (left) and PINN (right) over 600 epochs (log scale). Blue: training loss; red: validation loss. The PINN shows a smaller train-validation gap, confirming improved generalisation through physics regularisation</w:t>
+        <w:t xml:space="preserve"> — Training and validation loss curves for the pure NN (left) and PINN (right) over 600 epochs (log scale). Blue: training loss; orange: validation loss. Both models converge without a meaningful train-validation gap</w:t>
       </w:r>
     </w:p>
     <w:p>
@@ -2048,7 +2048,7 @@
           <w:rFonts w:ascii="Times New Roman" w:hAnsi="Times New Roman"/>
           <w:sz w:val="22"/>
         </w:rPr>
-        <w:t xml:space="preserve"> Figure 7 shows oil production rate predictions on unseen test cases. The PINN's monotonic decline constraint prevents spurious oil rate increases, producing physically consistent predictions on injection strategies outside the training distribution.</w:t>
+        <w:t xml:space="preserve"> Figure 7 shows oil production rate predictions on unseen test cases. Oil rate in this polymer flood model rises during active polymer injection (improved displacement sweep efficiency) before declining at late time — the WC monotonicity constraint does not directly constrain oil rate. Both models capture this characteristic hump-shaped profile. The PINN's slightly lower error metrics on oil rate (Table 2) reflect indirect regularisation: by constraining WC to be physically consistent across the full input domain, the PINN also produces more coherent oil rate predictions on unseen cases.</w:t>
       </w:r>
     </w:p>
     <w:p>
@@ -2122,7 +2122,7 @@
           <w:color w:val="3C3C3C"/>
           <w:sz w:val="18"/>
         </w:rPr>
-        <w:t xml:space="preserve"> — Oil production rate (bbl/day) predictions for four unseen test cases. Format as Figure 6. PINN correctly enforces monotonic oil decline; the pure NN may show physically inconsistent rate increases on out-of-distribution cases</w:t>
+        <w:t xml:space="preserve"> — Oil production rate (bbl/day) predictions for four unseen test cases. Solid line: CMG STARS; dashed: pure NN; dotted: PINN. Both models reproduce the characteristic rise-then-decline oil rate profile driven by polymer sweep improvement</w:t>
       </w:r>
     </w:p>
     <w:p>
@@ -4211,7 +4211,7 @@
           <w:rFonts w:ascii="Times New Roman" w:hAnsi="Times New Roman"/>
           <w:sz w:val="22"/>
         </w:rPr>
-        <w:t>Figure 9 shows the per-case cumulative oil scatter: predicted versus actual cumulative oil production for all 51 cases, colour-coded by partition (blue = train, green = validation, orange = test). This three-colour format follows the SPE-218863-MS Figure 10 presentation. Tight clustering of all three point groups around the 1:1 line indicates good generalisation; divergence of the test or validation points indicates overfitting.</w:t>
+        <w:t>Figure 9 shows the per-case cumulative oil scatter: predicted versus actual cumulative oil production for all 53 cases, colour-coded by partition (blue = train, green = validation, orange = test). This three-colour format follows the SPE-218863-MS Figure 10 presentation. Tight clustering of all three point groups around the 1:1 line indicates good generalisation; divergence of the test or validation points indicates overfitting.</w:t>
       </w:r>
     </w:p>
     <w:p>
@@ -4285,7 +4285,7 @@
           <w:color w:val="3C3C3C"/>
           <w:sz w:val="18"/>
         </w:rPr>
-        <w:t xml:space="preserve"> — Predicted vs. actual cumulative oil production per case (51 cases). Blue: training cases (36); green: validation cases (10); orange: test cases (5). Left: pure NN; right: PINN. Pearson r annotated for each partition</w:t>
+        <w:t xml:space="preserve"> — Predicted vs. actual cumulative oil production per case (53 cases). Blue: training cases (37); green: validation cases (11); orange: test cases (5). Left: pure NN; right: PINN. Pearson r annotated for each partition</w:t>
       </w:r>
     </w:p>
     <w:p>
@@ -4422,7 +4422,7 @@
           <w:rFonts w:ascii="Times New Roman" w:hAnsi="Times New Roman"/>
           <w:sz w:val="22"/>
         </w:rPr>
-        <w:t>Figure 11 shows the BL-derived oil recovery factor as a function of polymer concentration. The reference concentration $C_{p,\text{ref}} = 1000$ ppm corresponds to RF/RF_ref = 1.0. Higher concentrations monotonically improve sweep efficiency under the Craig-Geffen-Morse $M \gg 1$ regime: at $C_p = 2000$ ppm, the strongly augmented polymer viscosity ($\mu_w = 3.4$ cp vs 1.8 cp at 1000 ppm) improves recovery by approximately 8%.</w:t>
+        <w:t>Figure 11 shows the BL-derived oil recovery factor as a function of polymer concentration. The reference concentration $C_{p,\text{ref}} = 1000$ ppm corresponds to RF/RF_ref = 1.0 ($\mu_w = 2.0$ cp). Higher concentrations monotonically improve sweep efficiency under the Craig-Geffen-Morse $M \gg 1$ regime: at $C_p = 2000$ ppm, polymer viscosity increases to $\mu_w = 3.4$ cp, giving $\phi(2000) = (3.4/2.0)^{0.35} \approx 1.20$ — approximately 20% additional recovery relative to the 1000 ppm reference.</w:t>
       </w:r>
     </w:p>
     <w:p>
@@ -4433,7 +4433,7 @@
       <w:r>
         <w:drawing>
           <wp:inline xmlns:a="http://schemas.openxmlformats.org/drawingml/2006/main" xmlns:pic="http://schemas.openxmlformats.org/drawingml/2006/picture">
-            <wp:extent cx="5486400" cy="2097239"/>
+            <wp:extent cx="5486400" cy="2099243"/>
             <wp:docPr id="10" name="Picture 10"/>
             <wp:cNvGraphicFramePr>
               <a:graphicFrameLocks noChangeAspect="1"/>
@@ -4454,7 +4454,7 @@
                   <pic:spPr>
                     <a:xfrm>
                       <a:off x="0" y="0"/>
-                      <a:ext cx="5486400" cy="2097239"/>
+                      <a:ext cx="5486400" cy="2099243"/>
                     </a:xfrm>
                     <a:prstGeom prst="rect"/>
                   </pic:spPr>
@@ -4799,7 +4799,7 @@
                 <w:b/>
                 <w:sz w:val="20"/>
               </w:rPr>
-              <w:t>Predicted Cum. Oil Gain vs Baseline (%)</w:t>
+              <w:t>BL concentration gain vs 1000 ppm ref.</w:t>
             </w:r>
           </w:p>
         </w:tc>
@@ -4861,7 +4861,7 @@
                 <w:rFonts w:ascii="Times New Roman" w:hAnsi="Times New Roman"/>
                 <w:sz w:val="20"/>
               </w:rPr>
-              <w:t>+12.3</w:t>
+              <w:t>+20.3%</w:t>
             </w:r>
           </w:p>
         </w:tc>
@@ -4923,13 +4923,38 @@
                 <w:rFonts w:ascii="Times New Roman" w:hAnsi="Times New Roman"/>
                 <w:sz w:val="20"/>
               </w:rPr>
-              <w:t>+10.8</w:t>
+              <w:t>+20.3%</w:t>
             </w:r>
           </w:p>
         </w:tc>
       </w:tr>
     </w:tbl>
     <w:p/>
+    <w:p>
+      <w:pPr>
+        <w:jc w:val="left"/>
+      </w:pPr>
+      <w:r>
+        <w:rPr>
+          <w:rFonts w:ascii="Times New Roman" w:hAnsi="Times New Roman"/>
+          <w:sz w:val="22"/>
+        </w:rPr>
+      </w:r>
+      <w:r>
+        <w:rPr>
+          <w:rFonts w:ascii="Times New Roman" w:hAnsi="Times New Roman"/>
+          <w:i/>
+          <w:sz w:val="22"/>
+        </w:rPr>
+        <w:t>BL gain = φ(2000) − 1 = (3.4/2.0)^{0.35} − 1 ≈ 0.203. Both surrogates recommend identical optimal parameters; the BL concentration correction is analytical and independent of the surrogate.</w:t>
+      </w:r>
+      <w:r>
+        <w:rPr>
+          <w:rFonts w:ascii="Times New Roman" w:hAnsi="Times New Roman"/>
+          <w:sz w:val="22"/>
+        </w:rPr>
+      </w:r>
+    </w:p>
     <w:p/>
     <w:p>
       <w:pPr>
@@ -5150,7 +5175,7 @@
           <w:rFonts w:ascii="Times New Roman" w:hAnsi="Times New Roman"/>
           <w:sz w:val="22"/>
         </w:rPr>
-        <w:t>: the two-stage surrogate combining PINN predictions with analytical BL corrections identifies the optimal strategy as day 682 start with $C_p \approx 1500$–$2000$ ppm, yielding approximately 8–12% incremental recovery over the reference scenario.</w:t>
+        <w:t>: the two-stage surrogate combining PINN predictions with analytical BL corrections identifies the optimal strategy as day 682 start with $C_p = 2000$ ppm. The BL correction alone yields approximately +20% additional cumulative oil recovery at 2000 ppm relative to the 1000 ppm reference ($\phi(2000) = (3.4/2.0)^{0.35} \approx 1.203$), on top of the timing-optimisation gain from scanning polymer start day.</w:t>
       </w:r>
     </w:p>
     <w:p>
